--- a/Portal_Database_Design/Outlet_APIs.docx
+++ b/Portal_Database_Design/Outlet_APIs.docx
@@ -17,8 +17,8 @@
       </w:tblPr>
       <w:tblGrid>
         <w:gridCol w:w="1922"/>
-        <w:gridCol w:w="2383"/>
-        <w:gridCol w:w="1472"/>
+        <w:gridCol w:w="2382"/>
+        <w:gridCol w:w="1473"/>
         <w:gridCol w:w="1933"/>
         <w:gridCol w:w="1935"/>
       </w:tblGrid>
@@ -76,7 +76,7 @@
         </w:tc>
         <w:tc>
           <w:tcPr>
-            <w:tcW w:w="2383" w:type="dxa"/>
+            <w:tcW w:w="2382" w:type="dxa"/>
             <w:tcBorders>
               <w:top w:val="single" w:sz="4" w:space="0" w:color="000000"/>
               <w:start w:val="single" w:sz="4" w:space="0" w:color="000000"/>
@@ -126,7 +126,7 @@
         </w:tc>
         <w:tc>
           <w:tcPr>
-            <w:tcW w:w="1472" w:type="dxa"/>
+            <w:tcW w:w="1473" w:type="dxa"/>
             <w:tcBorders>
               <w:top w:val="single" w:sz="4" w:space="0" w:color="000000"/>
               <w:start w:val="single" w:sz="4" w:space="0" w:color="000000"/>
@@ -323,30 +323,13 @@
                 <w:szCs w:val="24"/>
                 <w:u w:val="none"/>
               </w:rPr>
-              <w:t>c</w:t>
-            </w:r>
-            <w:r>
-              <w:rPr>
-                <w:b w:val="false"/>
-                <w:bCs w:val="false"/>
-                <w:i w:val="false"/>
-                <w:iCs w:val="false"/>
-                <w:strike w:val="false"/>
-                <w:dstrike w:val="false"/>
-                <w:outline w:val="false"/>
-                <w:shadow w:val="false"/>
-                <w:color w:val="000000"/>
-                <w:sz w:val="24"/>
-                <w:szCs w:val="24"/>
-                <w:u w:val="none"/>
-              </w:rPr>
-              <w:t>reateOutlet</w:t>
-            </w:r>
-          </w:p>
-        </w:tc>
-        <w:tc>
-          <w:tcPr>
-            <w:tcW w:w="2383" w:type="dxa"/>
+              <w:t>createOutlet</w:t>
+            </w:r>
+          </w:p>
+        </w:tc>
+        <w:tc>
+          <w:tcPr>
+            <w:tcW w:w="2382" w:type="dxa"/>
             <w:tcBorders>
               <w:start w:val="single" w:sz="4" w:space="0" w:color="000000"/>
               <w:bottom w:val="single" w:sz="4" w:space="0" w:color="000000"/>
@@ -395,7 +378,7 @@
         </w:tc>
         <w:tc>
           <w:tcPr>
-            <w:tcW w:w="1472" w:type="dxa"/>
+            <w:tcW w:w="1473" w:type="dxa"/>
             <w:tcBorders>
               <w:start w:val="single" w:sz="4" w:space="0" w:color="000000"/>
               <w:bottom w:val="single" w:sz="4" w:space="0" w:color="000000"/>
@@ -487,7 +470,7 @@
                 <w:szCs w:val="24"/>
                 <w:u w:val="none"/>
               </w:rPr>
-              <w:t>All OUTLET fields</w:t>
+              <w:t>createOutletDto</w:t>
             </w:r>
           </w:p>
         </w:tc>
@@ -589,30 +572,13 @@
                 <w:szCs w:val="24"/>
                 <w:u w:val="none"/>
               </w:rPr>
-              <w:t>u</w:t>
-            </w:r>
-            <w:r>
-              <w:rPr>
-                <w:b w:val="false"/>
-                <w:bCs w:val="false"/>
-                <w:i w:val="false"/>
-                <w:iCs w:val="false"/>
-                <w:strike w:val="false"/>
-                <w:dstrike w:val="false"/>
-                <w:outline w:val="false"/>
-                <w:shadow w:val="false"/>
-                <w:color w:val="000000"/>
-                <w:sz w:val="24"/>
-                <w:szCs w:val="24"/>
-                <w:u w:val="none"/>
-              </w:rPr>
-              <w:t>pdateOutletName</w:t>
-            </w:r>
-          </w:p>
-        </w:tc>
-        <w:tc>
-          <w:tcPr>
-            <w:tcW w:w="2383" w:type="dxa"/>
+              <w:t>updateOutletName</w:t>
+            </w:r>
+          </w:p>
+        </w:tc>
+        <w:tc>
+          <w:tcPr>
+            <w:tcW w:w="2382" w:type="dxa"/>
             <w:tcBorders>
               <w:start w:val="single" w:sz="4" w:space="0" w:color="000000"/>
               <w:bottom w:val="single" w:sz="4" w:space="0" w:color="000000"/>
@@ -661,7 +627,7 @@
         </w:tc>
         <w:tc>
           <w:tcPr>
-            <w:tcW w:w="1472" w:type="dxa"/>
+            <w:tcW w:w="1473" w:type="dxa"/>
             <w:tcBorders>
               <w:start w:val="single" w:sz="4" w:space="0" w:color="000000"/>
               <w:bottom w:val="single" w:sz="4" w:space="0" w:color="000000"/>
@@ -753,7 +719,7 @@
                 <w:szCs w:val="24"/>
                 <w:u w:val="none"/>
               </w:rPr>
-              <w:t>outlet_name</w:t>
+              <w:t>outlet_id, updateOutletNameDto</w:t>
             </w:r>
           </w:p>
         </w:tc>
@@ -855,30 +821,13 @@
                 <w:szCs w:val="24"/>
                 <w:u w:val="none"/>
               </w:rPr>
-              <w:t>u</w:t>
-            </w:r>
-            <w:r>
-              <w:rPr>
-                <w:b w:val="false"/>
-                <w:bCs w:val="false"/>
-                <w:i w:val="false"/>
-                <w:iCs w:val="false"/>
-                <w:strike w:val="false"/>
-                <w:dstrike w:val="false"/>
-                <w:outline w:val="false"/>
-                <w:shadow w:val="false"/>
-                <w:color w:val="000000"/>
-                <w:sz w:val="24"/>
-                <w:szCs w:val="24"/>
-                <w:u w:val="none"/>
-              </w:rPr>
-              <w:t>pdateOutletAddress</w:t>
-            </w:r>
-          </w:p>
-        </w:tc>
-        <w:tc>
-          <w:tcPr>
-            <w:tcW w:w="2383" w:type="dxa"/>
+              <w:t>updateOutletAddress</w:t>
+            </w:r>
+          </w:p>
+        </w:tc>
+        <w:tc>
+          <w:tcPr>
+            <w:tcW w:w="2382" w:type="dxa"/>
             <w:tcBorders>
               <w:start w:val="single" w:sz="4" w:space="0" w:color="000000"/>
               <w:bottom w:val="single" w:sz="4" w:space="0" w:color="000000"/>
@@ -927,7 +876,7 @@
         </w:tc>
         <w:tc>
           <w:tcPr>
-            <w:tcW w:w="1472" w:type="dxa"/>
+            <w:tcW w:w="1473" w:type="dxa"/>
             <w:tcBorders>
               <w:start w:val="single" w:sz="4" w:space="0" w:color="000000"/>
               <w:bottom w:val="single" w:sz="4" w:space="0" w:color="000000"/>
@@ -1019,7 +968,7 @@
                 <w:szCs w:val="24"/>
                 <w:u w:val="none"/>
               </w:rPr>
-              <w:t>One or more outlet_address_* fields.</w:t>
+              <w:t>outlet_id, updateOutletAddressDto</w:t>
             </w:r>
           </w:p>
         </w:tc>
@@ -1121,30 +1070,13 @@
                 <w:szCs w:val="24"/>
                 <w:u w:val="none"/>
               </w:rPr>
-              <w:t>u</w:t>
-            </w:r>
-            <w:r>
-              <w:rPr>
-                <w:b w:val="false"/>
-                <w:bCs w:val="false"/>
-                <w:i w:val="false"/>
-                <w:iCs w:val="false"/>
-                <w:strike w:val="false"/>
-                <w:dstrike w:val="false"/>
-                <w:outline w:val="false"/>
-                <w:shadow w:val="false"/>
-                <w:color w:val="000000"/>
-                <w:sz w:val="24"/>
-                <w:szCs w:val="24"/>
-                <w:u w:val="none"/>
-              </w:rPr>
-              <w:t>pdateOutletOwnership</w:t>
-            </w:r>
-          </w:p>
-        </w:tc>
-        <w:tc>
-          <w:tcPr>
-            <w:tcW w:w="2383" w:type="dxa"/>
+              <w:t>updateOutletOwnership</w:t>
+            </w:r>
+          </w:p>
+        </w:tc>
+        <w:tc>
+          <w:tcPr>
+            <w:tcW w:w="2382" w:type="dxa"/>
             <w:tcBorders>
               <w:start w:val="single" w:sz="4" w:space="0" w:color="000000"/>
               <w:bottom w:val="single" w:sz="4" w:space="0" w:color="000000"/>
@@ -1193,7 +1125,7 @@
         </w:tc>
         <w:tc>
           <w:tcPr>
-            <w:tcW w:w="1472" w:type="dxa"/>
+            <w:tcW w:w="1473" w:type="dxa"/>
             <w:tcBorders>
               <w:start w:val="single" w:sz="4" w:space="0" w:color="000000"/>
               <w:bottom w:val="single" w:sz="4" w:space="0" w:color="000000"/>
@@ -1387,30 +1319,13 @@
                 <w:szCs w:val="24"/>
                 <w:u w:val="none"/>
               </w:rPr>
-              <w:t>s</w:t>
-            </w:r>
-            <w:r>
-              <w:rPr>
-                <w:b w:val="false"/>
-                <w:bCs w:val="false"/>
-                <w:i w:val="false"/>
-                <w:iCs w:val="false"/>
-                <w:strike w:val="false"/>
-                <w:dstrike w:val="false"/>
-                <w:outline w:val="false"/>
-                <w:shadow w:val="false"/>
-                <w:color w:val="000000"/>
-                <w:sz w:val="24"/>
-                <w:szCs w:val="24"/>
-                <w:u w:val="none"/>
-              </w:rPr>
-              <w:t>earchOutletsByName</w:t>
-            </w:r>
-          </w:p>
-        </w:tc>
-        <w:tc>
-          <w:tcPr>
-            <w:tcW w:w="2383" w:type="dxa"/>
+              <w:t>searchOutletsByName</w:t>
+            </w:r>
+          </w:p>
+        </w:tc>
+        <w:tc>
+          <w:tcPr>
+            <w:tcW w:w="2382" w:type="dxa"/>
             <w:tcBorders>
               <w:start w:val="single" w:sz="4" w:space="0" w:color="000000"/>
               <w:bottom w:val="single" w:sz="4" w:space="0" w:color="000000"/>
@@ -1459,7 +1374,7 @@
         </w:tc>
         <w:tc>
           <w:tcPr>
-            <w:tcW w:w="1472" w:type="dxa"/>
+            <w:tcW w:w="1473" w:type="dxa"/>
             <w:tcBorders>
               <w:start w:val="single" w:sz="4" w:space="0" w:color="000000"/>
               <w:bottom w:val="single" w:sz="4" w:space="0" w:color="000000"/>
@@ -1551,7 +1466,7 @@
                 <w:szCs w:val="24"/>
                 <w:u w:val="none"/>
               </w:rPr>
-              <w:t>outlet_name</w:t>
+              <w:t>searchOutletDto</w:t>
             </w:r>
           </w:p>
         </w:tc>
@@ -1659,7 +1574,7 @@
         </w:tc>
         <w:tc>
           <w:tcPr>
-            <w:tcW w:w="2383" w:type="dxa"/>
+            <w:tcW w:w="2382" w:type="dxa"/>
             <w:tcBorders>
               <w:start w:val="single" w:sz="4" w:space="0" w:color="000000"/>
               <w:bottom w:val="single" w:sz="4" w:space="0" w:color="000000"/>
@@ -1708,7 +1623,7 @@
         </w:tc>
         <w:tc>
           <w:tcPr>
-            <w:tcW w:w="1472" w:type="dxa"/>
+            <w:tcW w:w="1473" w:type="dxa"/>
             <w:tcBorders>
               <w:start w:val="single" w:sz="4" w:space="0" w:color="000000"/>
               <w:bottom w:val="single" w:sz="4" w:space="0" w:color="000000"/>
@@ -1908,7 +1823,7 @@
         </w:tc>
         <w:tc>
           <w:tcPr>
-            <w:tcW w:w="2383" w:type="dxa"/>
+            <w:tcW w:w="2382" w:type="dxa"/>
             <w:tcBorders>
               <w:start w:val="single" w:sz="4" w:space="0" w:color="000000"/>
               <w:bottom w:val="single" w:sz="4" w:space="0" w:color="000000"/>
@@ -1957,7 +1872,7 @@
         </w:tc>
         <w:tc>
           <w:tcPr>
-            <w:tcW w:w="1472" w:type="dxa"/>
+            <w:tcW w:w="1473" w:type="dxa"/>
             <w:tcBorders>
               <w:start w:val="single" w:sz="4" w:space="0" w:color="000000"/>
               <w:bottom w:val="single" w:sz="4" w:space="0" w:color="000000"/>
@@ -2151,79 +2066,96 @@
                 <w:szCs w:val="24"/>
                 <w:u w:val="none"/>
               </w:rPr>
-              <w:t>d</w:t>
-            </w:r>
-            <w:r>
-              <w:rPr>
-                <w:b w:val="false"/>
-                <w:bCs w:val="false"/>
-                <w:i w:val="false"/>
-                <w:iCs w:val="false"/>
-                <w:strike w:val="false"/>
-                <w:dstrike w:val="false"/>
-                <w:outline w:val="false"/>
-                <w:shadow w:val="false"/>
-                <w:color w:val="000000"/>
-                <w:sz w:val="24"/>
-                <w:szCs w:val="24"/>
-                <w:u w:val="none"/>
-              </w:rPr>
-              <w:t>eleteOutletByName</w:t>
-            </w:r>
-          </w:p>
-        </w:tc>
-        <w:tc>
-          <w:tcPr>
-            <w:tcW w:w="2383" w:type="dxa"/>
-            <w:tcBorders>
-              <w:start w:val="single" w:sz="4" w:space="0" w:color="000000"/>
-              <w:bottom w:val="single" w:sz="4" w:space="0" w:color="000000"/>
-            </w:tcBorders>
-          </w:tcPr>
-          <w:p>
-            <w:pPr>
-              <w:pStyle w:val="TableContents"/>
-              <w:bidi w:val="0"/>
-              <w:jc w:val="start"/>
-              <w:rPr>
-                <w:rFonts w:ascii="Liberation Serif" w:hAnsi="Liberation Serif"/>
-                <w:b w:val="false"/>
-                <w:bCs w:val="false"/>
-                <w:i w:val="false"/>
-                <w:i w:val="false"/>
-                <w:iCs w:val="false"/>
-                <w:strike w:val="false"/>
-                <w:dstrike w:val="false"/>
-                <w:outline w:val="false"/>
-                <w:shadow w:val="false"/>
-                <w:color w:val="000000"/>
-                <w:sz w:val="24"/>
-                <w:szCs w:val="24"/>
-                <w:u w:val="none"/>
-              </w:rPr>
-            </w:pPr>
-            <w:r>
-              <w:rPr>
-                <w:b w:val="false"/>
-                <w:bCs w:val="false"/>
-                <w:i w:val="false"/>
-                <w:iCs w:val="false"/>
-                <w:strike w:val="false"/>
-                <w:dstrike w:val="false"/>
-                <w:outline w:val="false"/>
-                <w:shadow w:val="false"/>
-                <w:color w:val="000000"/>
-                <w:sz w:val="24"/>
-                <w:szCs w:val="24"/>
-                <w:u w:val="none"/>
-              </w:rPr>
-              <w:t>Delete an OUTLET using outlet_name.</w:t>
-            </w:r>
-          </w:p>
-        </w:tc>
-        <w:tc>
-          <w:tcPr>
-            <w:tcW w:w="1472" w:type="dxa"/>
+              <w:t>removeOutlet</w:t>
+            </w:r>
+          </w:p>
+        </w:tc>
+        <w:tc>
+          <w:tcPr>
+            <w:tcW w:w="2382" w:type="dxa"/>
+            <w:tcBorders>
+              <w:start w:val="single" w:sz="4" w:space="0" w:color="000000"/>
+              <w:bottom w:val="single" w:sz="4" w:space="0" w:color="000000"/>
+            </w:tcBorders>
+          </w:tcPr>
+          <w:p>
+            <w:pPr>
+              <w:pStyle w:val="TableContents"/>
+              <w:bidi w:val="0"/>
+              <w:jc w:val="start"/>
+              <w:rPr>
+                <w:rFonts w:ascii="Liberation Serif" w:hAnsi="Liberation Serif"/>
+                <w:b w:val="false"/>
+                <w:bCs w:val="false"/>
+                <w:i w:val="false"/>
+                <w:i w:val="false"/>
+                <w:iCs w:val="false"/>
+                <w:strike w:val="false"/>
+                <w:dstrike w:val="false"/>
+                <w:outline w:val="false"/>
+                <w:shadow w:val="false"/>
+                <w:color w:val="000000"/>
+                <w:sz w:val="24"/>
+                <w:szCs w:val="24"/>
+                <w:u w:val="none"/>
+              </w:rPr>
+            </w:pPr>
+            <w:r>
+              <w:rPr>
+                <w:b w:val="false"/>
+                <w:bCs w:val="false"/>
+                <w:i w:val="false"/>
+                <w:iCs w:val="false"/>
+                <w:strike w:val="false"/>
+                <w:dstrike w:val="false"/>
+                <w:outline w:val="false"/>
+                <w:shadow w:val="false"/>
+                <w:color w:val="000000"/>
+                <w:sz w:val="24"/>
+                <w:szCs w:val="24"/>
+                <w:u w:val="none"/>
+              </w:rPr>
+              <w:t>Delete an OUTLET using outlet_</w:t>
+            </w:r>
+            <w:r>
+              <w:rPr>
+                <w:b w:val="false"/>
+                <w:bCs w:val="false"/>
+                <w:i w:val="false"/>
+                <w:iCs w:val="false"/>
+                <w:strike w:val="false"/>
+                <w:dstrike w:val="false"/>
+                <w:outline w:val="false"/>
+                <w:shadow w:val="false"/>
+                <w:color w:val="000000"/>
+                <w:sz w:val="24"/>
+                <w:szCs w:val="24"/>
+                <w:u w:val="none"/>
+              </w:rPr>
+              <w:t>id</w:t>
+            </w:r>
+            <w:r>
+              <w:rPr>
+                <w:b w:val="false"/>
+                <w:bCs w:val="false"/>
+                <w:i w:val="false"/>
+                <w:iCs w:val="false"/>
+                <w:strike w:val="false"/>
+                <w:dstrike w:val="false"/>
+                <w:outline w:val="false"/>
+                <w:shadow w:val="false"/>
+                <w:color w:val="000000"/>
+                <w:sz w:val="24"/>
+                <w:szCs w:val="24"/>
+                <w:u w:val="none"/>
+              </w:rPr>
+              <w:t>.</w:t>
+            </w:r>
+          </w:p>
+        </w:tc>
+        <w:tc>
+          <w:tcPr>
+            <w:tcW w:w="1473" w:type="dxa"/>
             <w:tcBorders>
               <w:start w:val="single" w:sz="4" w:space="0" w:color="000000"/>
               <w:bottom w:val="single" w:sz="4" w:space="0" w:color="000000"/>
@@ -2315,7 +2247,24 @@
                 <w:szCs w:val="24"/>
                 <w:u w:val="none"/>
               </w:rPr>
-              <w:t>outlet_name</w:t>
+              <w:t>outle</w:t>
+            </w:r>
+            <w:r>
+              <w:rPr>
+                <w:b w:val="false"/>
+                <w:bCs w:val="false"/>
+                <w:i w:val="false"/>
+                <w:iCs w:val="false"/>
+                <w:strike w:val="false"/>
+                <w:dstrike w:val="false"/>
+                <w:outline w:val="false"/>
+                <w:shadow w:val="false"/>
+                <w:color w:val="000000"/>
+                <w:sz w:val="24"/>
+                <w:szCs w:val="24"/>
+                <w:u w:val="none"/>
+              </w:rPr>
+              <w:t>t_id</w:t>
             </w:r>
           </w:p>
         </w:tc>
@@ -2639,21 +2588,10 @@
         </w:rPr>
       </w:pPr>
       <w:r>
-        <w:rPr/>
-      </w:r>
-    </w:p>
-    <w:p>
-      <w:pPr>
-        <w:pStyle w:val="Normal"/>
-        <w:bidi w:val="0"/>
-        <w:jc w:val="center"/>
         <w:rPr>
           <w:b/>
           <w:bCs/>
         </w:rPr>
-      </w:pPr>
-      <w:r>
-        <w:rPr/>
       </w:r>
     </w:p>
     <w:p>
@@ -2667,21 +2605,10 @@
         </w:rPr>
       </w:pPr>
       <w:r>
-        <w:rPr/>
-      </w:r>
-    </w:p>
-    <w:p>
-      <w:pPr>
-        <w:pStyle w:val="Normal"/>
-        <w:bidi w:val="0"/>
-        <w:jc w:val="center"/>
         <w:rPr>
           <w:b/>
           <w:bCs/>
         </w:rPr>
-      </w:pPr>
-      <w:r>
-        <w:rPr/>
       </w:r>
     </w:p>
     <w:p>
@@ -2695,21 +2622,58 @@
         </w:rPr>
       </w:pPr>
       <w:r>
-        <w:rPr/>
-      </w:r>
-    </w:p>
-    <w:p>
-      <w:pPr>
-        <w:pStyle w:val="Normal"/>
-        <w:bidi w:val="0"/>
-        <w:jc w:val="center"/>
-        <w:rPr/>
-      </w:pPr>
-      <w:r>
         <w:rPr>
           <w:b/>
           <w:bCs/>
         </w:rPr>
+      </w:r>
+    </w:p>
+    <w:p>
+      <w:pPr>
+        <w:pStyle w:val="Normal"/>
+        <w:bidi w:val="0"/>
+        <w:jc w:val="center"/>
+        <w:rPr>
+          <w:b/>
+          <w:bCs/>
+        </w:rPr>
+      </w:pPr>
+      <w:r>
+        <w:rPr>
+          <w:b/>
+          <w:bCs/>
+        </w:rPr>
+      </w:r>
+    </w:p>
+    <w:p>
+      <w:pPr>
+        <w:pStyle w:val="Normal"/>
+        <w:bidi w:val="0"/>
+        <w:jc w:val="center"/>
+        <w:rPr>
+          <w:b/>
+          <w:bCs/>
+        </w:rPr>
+      </w:pPr>
+      <w:r>
+        <w:rPr>
+          <w:b/>
+          <w:bCs/>
+        </w:rPr>
+      </w:r>
+    </w:p>
+    <w:p>
+      <w:pPr>
+        <w:pStyle w:val="Normal"/>
+        <w:bidi w:val="0"/>
+        <w:jc w:val="center"/>
+        <w:rPr/>
+      </w:pPr>
+      <w:r>
+        <w:rPr>
+          <w:b/>
+          <w:bCs/>
+        </w:rPr>
         <w:t>INTEGRATION TESTS</w:t>
       </w:r>
     </w:p>
@@ -3161,8 +3125,8 @@
         <w:jc w:val="start"/>
         <w:rPr/>
       </w:pPr>
-      <w:bookmarkStart w:id="7" w:name="__DdeLink__139_2312781727"/>
-      <w:bookmarkStart w:id="8" w:name="__DdeLink__142_2312781727"/>
+      <w:bookmarkStart w:id="7" w:name="__DdeLink__142_2312781727"/>
+      <w:bookmarkStart w:id="8" w:name="__DdeLink__139_2312781727"/>
       <w:r>
         <w:rPr/>
         <w:t>* Delete the OUTLET with outlet_id 8.</w:t>
@@ -3452,8 +3416,8 @@
         <w:rPr/>
         <w:t>* Update the outlet_name of the OUTLET that has oulet_name “</w:t>
       </w:r>
-      <w:bookmarkStart w:id="13" w:name="__DdeLink__283_4095027318"/>
-      <w:bookmarkStart w:id="14" w:name="__DdeLink__265_4095027318"/>
+      <w:bookmarkStart w:id="13" w:name="__DdeLink__265_4095027318"/>
+      <w:bookmarkStart w:id="14" w:name="__DdeLink__283_4095027318"/>
       <w:r>
         <w:rPr/>
         <w:t>Tim Horton’s Test Outlet 2</w:t>
@@ -3541,8 +3505,8 @@
         <w:rPr/>
         <w:t>* Update the chain_id of the OUTLET that has outlet_name “</w:t>
       </w:r>
-      <w:bookmarkStart w:id="17" w:name="__DdeLink__287_4095027318"/>
-      <w:bookmarkStart w:id="18" w:name="__DdeLink__275_4095027318"/>
+      <w:bookmarkStart w:id="17" w:name="__DdeLink__275_4095027318"/>
+      <w:bookmarkStart w:id="18" w:name="__DdeLink__287_4095027318"/>
       <w:r>
         <w:rPr/>
         <w:t>Tim Horton’s Test Outlet 2</w:t>
@@ -3558,8 +3522,8 @@
         <w:rPr/>
         <w:t xml:space="preserve">Check that the respective chain_id has been updated to 2. </w:t>
       </w:r>
-      <w:bookmarkStart w:id="20" w:name="__DdeLink__280_4095027318"/>
-      <w:bookmarkStart w:id="21" w:name="__DdeLink__271_4095027318"/>
+      <w:bookmarkStart w:id="20" w:name="__DdeLink__271_4095027318"/>
+      <w:bookmarkStart w:id="21" w:name="__DdeLink__280_4095027318"/>
       <w:bookmarkEnd w:id="19"/>
       <w:r>
         <w:rPr/>
@@ -3839,7 +3803,7 @@
     <w:pPr>
       <w:widowControl/>
       <w:suppressAutoHyphens w:val="true"/>
-      <w:overflowPunct w:val="false"/>
+      <w:overflowPunct w:val="true"/>
       <w:bidi w:val="0"/>
       <w:spacing w:before="0" w:after="0"/>
       <w:jc w:val="start"/>

--- a/Portal_Database_Design/Outlet_APIs.docx
+++ b/Portal_Database_Design/Outlet_APIs.docx
@@ -16,17 +16,18 @@
         </w:tblCellMar>
       </w:tblPr>
       <w:tblGrid>
-        <w:gridCol w:w="1922"/>
-        <w:gridCol w:w="2382"/>
-        <w:gridCol w:w="1473"/>
-        <w:gridCol w:w="1933"/>
-        <w:gridCol w:w="1935"/>
+        <w:gridCol w:w="1600"/>
+        <w:gridCol w:w="1984"/>
+        <w:gridCol w:w="1227"/>
+        <w:gridCol w:w="1610"/>
+        <w:gridCol w:w="1613"/>
+        <w:gridCol w:w="1610"/>
       </w:tblGrid>
       <w:tr>
         <w:trPr/>
         <w:tc>
           <w:tcPr>
-            <w:tcW w:w="1922" w:type="dxa"/>
+            <w:tcW w:w="1600" w:type="dxa"/>
             <w:tcBorders>
               <w:top w:val="single" w:sz="4" w:space="0" w:color="000000"/>
               <w:start w:val="single" w:sz="4" w:space="0" w:color="000000"/>
@@ -76,7 +77,7 @@
         </w:tc>
         <w:tc>
           <w:tcPr>
-            <w:tcW w:w="2382" w:type="dxa"/>
+            <w:tcW w:w="1984" w:type="dxa"/>
             <w:tcBorders>
               <w:top w:val="single" w:sz="4" w:space="0" w:color="000000"/>
               <w:start w:val="single" w:sz="4" w:space="0" w:color="000000"/>
@@ -126,7 +127,7 @@
         </w:tc>
         <w:tc>
           <w:tcPr>
-            <w:tcW w:w="1473" w:type="dxa"/>
+            <w:tcW w:w="1227" w:type="dxa"/>
             <w:tcBorders>
               <w:top w:val="single" w:sz="4" w:space="0" w:color="000000"/>
               <w:start w:val="single" w:sz="4" w:space="0" w:color="000000"/>
@@ -176,7 +177,7 @@
         </w:tc>
         <w:tc>
           <w:tcPr>
-            <w:tcW w:w="1933" w:type="dxa"/>
+            <w:tcW w:w="1610" w:type="dxa"/>
             <w:tcBorders>
               <w:top w:val="single" w:sz="4" w:space="0" w:color="000000"/>
               <w:start w:val="single" w:sz="4" w:space="0" w:color="000000"/>
@@ -226,11 +227,61 @@
         </w:tc>
         <w:tc>
           <w:tcPr>
-            <w:tcW w:w="1935" w:type="dxa"/>
+            <w:tcW w:w="1613" w:type="dxa"/>
             <w:tcBorders>
               <w:top w:val="single" w:sz="4" w:space="0" w:color="000000"/>
               <w:start w:val="single" w:sz="4" w:space="0" w:color="000000"/>
               <w:bottom w:val="single" w:sz="4" w:space="0" w:color="000000"/>
+            </w:tcBorders>
+          </w:tcPr>
+          <w:p>
+            <w:pPr>
+              <w:pStyle w:val="TableContents"/>
+              <w:bidi w:val="0"/>
+              <w:jc w:val="start"/>
+              <w:rPr>
+                <w:rFonts w:ascii="Liberation Serif" w:hAnsi="Liberation Serif"/>
+                <w:b w:val="false"/>
+                <w:bCs w:val="false"/>
+                <w:i w:val="false"/>
+                <w:i w:val="false"/>
+                <w:iCs w:val="false"/>
+                <w:strike w:val="false"/>
+                <w:dstrike w:val="false"/>
+                <w:outline w:val="false"/>
+                <w:shadow w:val="false"/>
+                <w:color w:val="000000"/>
+                <w:sz w:val="24"/>
+                <w:szCs w:val="24"/>
+                <w:u w:val="none"/>
+              </w:rPr>
+            </w:pPr>
+            <w:r>
+              <w:rPr>
+                <w:b w:val="false"/>
+                <w:bCs w:val="false"/>
+                <w:i w:val="false"/>
+                <w:iCs w:val="false"/>
+                <w:strike w:val="false"/>
+                <w:dstrike w:val="false"/>
+                <w:outline w:val="false"/>
+                <w:shadow w:val="false"/>
+                <w:color w:val="000000"/>
+                <w:sz w:val="24"/>
+                <w:szCs w:val="24"/>
+                <w:u w:val="none"/>
+              </w:rPr>
+              <w:t>Data Output</w:t>
+            </w:r>
+          </w:p>
+        </w:tc>
+        <w:tc>
+          <w:tcPr>
+            <w:tcW w:w="1610" w:type="dxa"/>
+            <w:tcBorders>
+              <w:top w:val="single" w:sz="4" w:space="0" w:color="000000"/>
+              <w:start w:val="single" w:sz="4" w:space="0" w:color="000000"/>
+              <w:bottom w:val="single" w:sz="4" w:space="0" w:color="000000"/>
               <w:end w:val="single" w:sz="4" w:space="0" w:color="000000"/>
             </w:tcBorders>
           </w:tcPr>
@@ -271,7 +322,7 @@
                 <w:szCs w:val="24"/>
                 <w:u w:val="none"/>
               </w:rPr>
-              <w:t>Data Output</w:t>
+              <w:t>Authorization</w:t>
             </w:r>
           </w:p>
         </w:tc>
@@ -280,7 +331,7 @@
         <w:trPr/>
         <w:tc>
           <w:tcPr>
-            <w:tcW w:w="1922" w:type="dxa"/>
+            <w:tcW w:w="1600" w:type="dxa"/>
             <w:tcBorders>
               <w:start w:val="single" w:sz="4" w:space="0" w:color="000000"/>
               <w:bottom w:val="single" w:sz="4" w:space="0" w:color="000000"/>
@@ -329,7 +380,7 @@
         </w:tc>
         <w:tc>
           <w:tcPr>
-            <w:tcW w:w="2382" w:type="dxa"/>
+            <w:tcW w:w="1984" w:type="dxa"/>
             <w:tcBorders>
               <w:start w:val="single" w:sz="4" w:space="0" w:color="000000"/>
               <w:bottom w:val="single" w:sz="4" w:space="0" w:color="000000"/>
@@ -378,7 +429,7 @@
         </w:tc>
         <w:tc>
           <w:tcPr>
-            <w:tcW w:w="1473" w:type="dxa"/>
+            <w:tcW w:w="1227" w:type="dxa"/>
             <w:tcBorders>
               <w:start w:val="single" w:sz="4" w:space="0" w:color="000000"/>
               <w:bottom w:val="single" w:sz="4" w:space="0" w:color="000000"/>
@@ -427,7 +478,7 @@
         </w:tc>
         <w:tc>
           <w:tcPr>
-            <w:tcW w:w="1933" w:type="dxa"/>
+            <w:tcW w:w="1610" w:type="dxa"/>
             <w:tcBorders>
               <w:start w:val="single" w:sz="4" w:space="0" w:color="000000"/>
               <w:bottom w:val="single" w:sz="4" w:space="0" w:color="000000"/>
@@ -476,7 +527,56 @@
         </w:tc>
         <w:tc>
           <w:tcPr>
-            <w:tcW w:w="1935" w:type="dxa"/>
+            <w:tcW w:w="1613" w:type="dxa"/>
+            <w:tcBorders>
+              <w:start w:val="single" w:sz="4" w:space="0" w:color="000000"/>
+              <w:bottom w:val="single" w:sz="4" w:space="0" w:color="000000"/>
+            </w:tcBorders>
+          </w:tcPr>
+          <w:p>
+            <w:pPr>
+              <w:pStyle w:val="TableContents"/>
+              <w:bidi w:val="0"/>
+              <w:jc w:val="start"/>
+              <w:rPr>
+                <w:rFonts w:ascii="Liberation Serif" w:hAnsi="Liberation Serif"/>
+                <w:b w:val="false"/>
+                <w:bCs w:val="false"/>
+                <w:i w:val="false"/>
+                <w:i w:val="false"/>
+                <w:iCs w:val="false"/>
+                <w:strike w:val="false"/>
+                <w:dstrike w:val="false"/>
+                <w:outline w:val="false"/>
+                <w:shadow w:val="false"/>
+                <w:color w:val="000000"/>
+                <w:sz w:val="24"/>
+                <w:szCs w:val="24"/>
+                <w:u w:val="none"/>
+              </w:rPr>
+            </w:pPr>
+            <w:r>
+              <w:rPr>
+                <w:b w:val="false"/>
+                <w:bCs w:val="false"/>
+                <w:i w:val="false"/>
+                <w:iCs w:val="false"/>
+                <w:strike w:val="false"/>
+                <w:dstrike w:val="false"/>
+                <w:outline w:val="false"/>
+                <w:shadow w:val="false"/>
+                <w:color w:val="000000"/>
+                <w:sz w:val="24"/>
+                <w:szCs w:val="24"/>
+                <w:u w:val="none"/>
+              </w:rPr>
+              <w:t>OUTLET record.</w:t>
+            </w:r>
+          </w:p>
+        </w:tc>
+        <w:tc>
+          <w:tcPr>
+            <w:tcW w:w="1610" w:type="dxa"/>
             <w:tcBorders>
               <w:start w:val="single" w:sz="4" w:space="0" w:color="000000"/>
               <w:bottom w:val="single" w:sz="4" w:space="0" w:color="000000"/>
@@ -520,7 +620,7 @@
                 <w:szCs w:val="24"/>
                 <w:u w:val="none"/>
               </w:rPr>
-              <w:t>OUTLET record.</w:t>
+              <w:t>An outlet can be created by only a company_manager or a chain_manager.</w:t>
             </w:r>
           </w:p>
         </w:tc>
@@ -529,7 +629,7 @@
         <w:trPr/>
         <w:tc>
           <w:tcPr>
-            <w:tcW w:w="1922" w:type="dxa"/>
+            <w:tcW w:w="1600" w:type="dxa"/>
             <w:tcBorders>
               <w:start w:val="single" w:sz="4" w:space="0" w:color="000000"/>
               <w:bottom w:val="single" w:sz="4" w:space="0" w:color="000000"/>
@@ -578,7 +678,7 @@
         </w:tc>
         <w:tc>
           <w:tcPr>
-            <w:tcW w:w="2382" w:type="dxa"/>
+            <w:tcW w:w="1984" w:type="dxa"/>
             <w:tcBorders>
               <w:start w:val="single" w:sz="4" w:space="0" w:color="000000"/>
               <w:bottom w:val="single" w:sz="4" w:space="0" w:color="000000"/>
@@ -627,7 +727,7 @@
         </w:tc>
         <w:tc>
           <w:tcPr>
-            <w:tcW w:w="1473" w:type="dxa"/>
+            <w:tcW w:w="1227" w:type="dxa"/>
             <w:tcBorders>
               <w:start w:val="single" w:sz="4" w:space="0" w:color="000000"/>
               <w:bottom w:val="single" w:sz="4" w:space="0" w:color="000000"/>
@@ -676,7 +776,7 @@
         </w:tc>
         <w:tc>
           <w:tcPr>
-            <w:tcW w:w="1933" w:type="dxa"/>
+            <w:tcW w:w="1610" w:type="dxa"/>
             <w:tcBorders>
               <w:start w:val="single" w:sz="4" w:space="0" w:color="000000"/>
               <w:bottom w:val="single" w:sz="4" w:space="0" w:color="000000"/>
@@ -725,7 +825,56 @@
         </w:tc>
         <w:tc>
           <w:tcPr>
-            <w:tcW w:w="1935" w:type="dxa"/>
+            <w:tcW w:w="1613" w:type="dxa"/>
+            <w:tcBorders>
+              <w:start w:val="single" w:sz="4" w:space="0" w:color="000000"/>
+              <w:bottom w:val="single" w:sz="4" w:space="0" w:color="000000"/>
+            </w:tcBorders>
+          </w:tcPr>
+          <w:p>
+            <w:pPr>
+              <w:pStyle w:val="TableContents"/>
+              <w:bidi w:val="0"/>
+              <w:jc w:val="start"/>
+              <w:rPr>
+                <w:rFonts w:ascii="Liberation Serif" w:hAnsi="Liberation Serif"/>
+                <w:b w:val="false"/>
+                <w:bCs w:val="false"/>
+                <w:i w:val="false"/>
+                <w:i w:val="false"/>
+                <w:iCs w:val="false"/>
+                <w:strike w:val="false"/>
+                <w:dstrike w:val="false"/>
+                <w:outline w:val="false"/>
+                <w:shadow w:val="false"/>
+                <w:color w:val="000000"/>
+                <w:sz w:val="24"/>
+                <w:szCs w:val="24"/>
+                <w:u w:val="none"/>
+              </w:rPr>
+            </w:pPr>
+            <w:r>
+              <w:rPr>
+                <w:b w:val="false"/>
+                <w:bCs w:val="false"/>
+                <w:i w:val="false"/>
+                <w:iCs w:val="false"/>
+                <w:strike w:val="false"/>
+                <w:dstrike w:val="false"/>
+                <w:outline w:val="false"/>
+                <w:shadow w:val="false"/>
+                <w:color w:val="000000"/>
+                <w:sz w:val="24"/>
+                <w:szCs w:val="24"/>
+                <w:u w:val="none"/>
+              </w:rPr>
+              <w:t>Updated outlet_name</w:t>
+            </w:r>
+          </w:p>
+        </w:tc>
+        <w:tc>
+          <w:tcPr>
+            <w:tcW w:w="1610" w:type="dxa"/>
             <w:tcBorders>
               <w:start w:val="single" w:sz="4" w:space="0" w:color="000000"/>
               <w:bottom w:val="single" w:sz="4" w:space="0" w:color="000000"/>
@@ -769,7 +918,43 @@
                 <w:szCs w:val="24"/>
                 <w:u w:val="none"/>
               </w:rPr>
-              <w:t>Updated outlet_name</w:t>
+              <w:t xml:space="preserve">An outlet’s name can only be updated by a restaurant_manager who belongs to that outlet </w:t>
+            </w:r>
+            <w:bookmarkStart w:id="0" w:name="__DdeLink__968_1713557497"/>
+            <w:r>
+              <w:rPr>
+                <w:b w:val="false"/>
+                <w:bCs w:val="false"/>
+                <w:i w:val="false"/>
+                <w:iCs w:val="false"/>
+                <w:strike w:val="false"/>
+                <w:dstrike w:val="false"/>
+                <w:outline w:val="false"/>
+                <w:shadow w:val="false"/>
+                <w:color w:val="000000"/>
+                <w:sz w:val="24"/>
+                <w:szCs w:val="24"/>
+                <w:u w:val="none"/>
+              </w:rPr>
+              <w:t>or by a chain_manager to whose chain that outlet belongs</w:t>
+            </w:r>
+            <w:bookmarkEnd w:id="0"/>
+            <w:r>
+              <w:rPr>
+                <w:b w:val="false"/>
+                <w:bCs w:val="false"/>
+                <w:i w:val="false"/>
+                <w:iCs w:val="false"/>
+                <w:strike w:val="false"/>
+                <w:dstrike w:val="false"/>
+                <w:outline w:val="false"/>
+                <w:shadow w:val="false"/>
+                <w:color w:val="000000"/>
+                <w:sz w:val="24"/>
+                <w:szCs w:val="24"/>
+                <w:u w:val="none"/>
+              </w:rPr>
+              <w:t>.</w:t>
             </w:r>
           </w:p>
         </w:tc>
@@ -778,7 +963,7 @@
         <w:trPr/>
         <w:tc>
           <w:tcPr>
-            <w:tcW w:w="1922" w:type="dxa"/>
+            <w:tcW w:w="1600" w:type="dxa"/>
             <w:tcBorders>
               <w:start w:val="single" w:sz="4" w:space="0" w:color="000000"/>
               <w:bottom w:val="single" w:sz="4" w:space="0" w:color="000000"/>
@@ -827,7 +1012,7 @@
         </w:tc>
         <w:tc>
           <w:tcPr>
-            <w:tcW w:w="2382" w:type="dxa"/>
+            <w:tcW w:w="1984" w:type="dxa"/>
             <w:tcBorders>
               <w:start w:val="single" w:sz="4" w:space="0" w:color="000000"/>
               <w:bottom w:val="single" w:sz="4" w:space="0" w:color="000000"/>
@@ -876,7 +1061,7 @@
         </w:tc>
         <w:tc>
           <w:tcPr>
-            <w:tcW w:w="1473" w:type="dxa"/>
+            <w:tcW w:w="1227" w:type="dxa"/>
             <w:tcBorders>
               <w:start w:val="single" w:sz="4" w:space="0" w:color="000000"/>
               <w:bottom w:val="single" w:sz="4" w:space="0" w:color="000000"/>
@@ -925,7 +1110,7 @@
         </w:tc>
         <w:tc>
           <w:tcPr>
-            <w:tcW w:w="1933" w:type="dxa"/>
+            <w:tcW w:w="1610" w:type="dxa"/>
             <w:tcBorders>
               <w:start w:val="single" w:sz="4" w:space="0" w:color="000000"/>
               <w:bottom w:val="single" w:sz="4" w:space="0" w:color="000000"/>
@@ -974,7 +1159,56 @@
         </w:tc>
         <w:tc>
           <w:tcPr>
-            <w:tcW w:w="1935" w:type="dxa"/>
+            <w:tcW w:w="1613" w:type="dxa"/>
+            <w:tcBorders>
+              <w:start w:val="single" w:sz="4" w:space="0" w:color="000000"/>
+              <w:bottom w:val="single" w:sz="4" w:space="0" w:color="000000"/>
+            </w:tcBorders>
+          </w:tcPr>
+          <w:p>
+            <w:pPr>
+              <w:pStyle w:val="TableContents"/>
+              <w:bidi w:val="0"/>
+              <w:jc w:val="start"/>
+              <w:rPr>
+                <w:rFonts w:ascii="Liberation Serif" w:hAnsi="Liberation Serif"/>
+                <w:b w:val="false"/>
+                <w:bCs w:val="false"/>
+                <w:i w:val="false"/>
+                <w:i w:val="false"/>
+                <w:iCs w:val="false"/>
+                <w:strike w:val="false"/>
+                <w:dstrike w:val="false"/>
+                <w:outline w:val="false"/>
+                <w:shadow w:val="false"/>
+                <w:color w:val="000000"/>
+                <w:sz w:val="24"/>
+                <w:szCs w:val="24"/>
+                <w:u w:val="none"/>
+              </w:rPr>
+            </w:pPr>
+            <w:r>
+              <w:rPr>
+                <w:b w:val="false"/>
+                <w:bCs w:val="false"/>
+                <w:i w:val="false"/>
+                <w:iCs w:val="false"/>
+                <w:strike w:val="false"/>
+                <w:dstrike w:val="false"/>
+                <w:outline w:val="false"/>
+                <w:shadow w:val="false"/>
+                <w:color w:val="000000"/>
+                <w:sz w:val="24"/>
+                <w:szCs w:val="24"/>
+                <w:u w:val="none"/>
+              </w:rPr>
+              <w:t>One or more updated values of outlet_address_* fields.</w:t>
+            </w:r>
+          </w:p>
+        </w:tc>
+        <w:tc>
+          <w:tcPr>
+            <w:tcW w:w="1610" w:type="dxa"/>
             <w:tcBorders>
               <w:start w:val="single" w:sz="4" w:space="0" w:color="000000"/>
               <w:bottom w:val="single" w:sz="4" w:space="0" w:color="000000"/>
@@ -1003,23 +1237,59 @@
                 <w:u w:val="none"/>
               </w:rPr>
             </w:pPr>
-            <w:r>
-              <w:rPr>
-                <w:b w:val="false"/>
-                <w:bCs w:val="false"/>
-                <w:i w:val="false"/>
-                <w:iCs w:val="false"/>
-                <w:strike w:val="false"/>
-                <w:dstrike w:val="false"/>
-                <w:outline w:val="false"/>
-                <w:shadow w:val="false"/>
-                <w:color w:val="000000"/>
-                <w:sz w:val="24"/>
-                <w:szCs w:val="24"/>
-                <w:u w:val="none"/>
-              </w:rPr>
-              <w:t>One or more updated values of outlet_address_* fields.</w:t>
-            </w:r>
+            <w:bookmarkStart w:id="1" w:name="__DdeLink__295_396881091"/>
+            <w:r>
+              <w:rPr>
+                <w:b w:val="false"/>
+                <w:bCs w:val="false"/>
+                <w:i w:val="false"/>
+                <w:iCs w:val="false"/>
+                <w:strike w:val="false"/>
+                <w:dstrike w:val="false"/>
+                <w:outline w:val="false"/>
+                <w:shadow w:val="false"/>
+                <w:color w:val="000000"/>
+                <w:sz w:val="24"/>
+                <w:szCs w:val="24"/>
+                <w:u w:val="none"/>
+              </w:rPr>
+              <w:t xml:space="preserve">An outlet’s outlet_address_* fields can only be updated by a restaurant_manager who belongs to that outlet </w:t>
+            </w:r>
+            <w:r>
+              <w:rPr>
+                <w:b w:val="false"/>
+                <w:bCs w:val="false"/>
+                <w:i w:val="false"/>
+                <w:iCs w:val="false"/>
+                <w:strike w:val="false"/>
+                <w:dstrike w:val="false"/>
+                <w:outline w:val="false"/>
+                <w:shadow w:val="false"/>
+                <w:color w:val="000000"/>
+                <w:sz w:val="24"/>
+                <w:szCs w:val="24"/>
+                <w:u w:val="none"/>
+              </w:rPr>
+              <w:t>or by a chain_manager to whose chain that outlet belongs</w:t>
+            </w:r>
+            <w:r>
+              <w:rPr>
+                <w:b w:val="false"/>
+                <w:bCs w:val="false"/>
+                <w:i w:val="false"/>
+                <w:iCs w:val="false"/>
+                <w:strike w:val="false"/>
+                <w:dstrike w:val="false"/>
+                <w:outline w:val="false"/>
+                <w:shadow w:val="false"/>
+                <w:color w:val="000000"/>
+                <w:sz w:val="24"/>
+                <w:szCs w:val="24"/>
+                <w:u w:val="none"/>
+              </w:rPr>
+              <w:t>.</w:t>
+            </w:r>
+            <w:bookmarkEnd w:id="1"/>
           </w:p>
         </w:tc>
       </w:tr>
@@ -1027,7 +1297,7 @@
         <w:trPr/>
         <w:tc>
           <w:tcPr>
-            <w:tcW w:w="1922" w:type="dxa"/>
+            <w:tcW w:w="1600" w:type="dxa"/>
             <w:tcBorders>
               <w:start w:val="single" w:sz="4" w:space="0" w:color="000000"/>
               <w:bottom w:val="single" w:sz="4" w:space="0" w:color="000000"/>
@@ -1076,7 +1346,7 @@
         </w:tc>
         <w:tc>
           <w:tcPr>
-            <w:tcW w:w="2382" w:type="dxa"/>
+            <w:tcW w:w="1984" w:type="dxa"/>
             <w:tcBorders>
               <w:start w:val="single" w:sz="4" w:space="0" w:color="000000"/>
               <w:bottom w:val="single" w:sz="4" w:space="0" w:color="000000"/>
@@ -1125,7 +1395,7 @@
         </w:tc>
         <w:tc>
           <w:tcPr>
-            <w:tcW w:w="1473" w:type="dxa"/>
+            <w:tcW w:w="1227" w:type="dxa"/>
             <w:tcBorders>
               <w:start w:val="single" w:sz="4" w:space="0" w:color="000000"/>
               <w:bottom w:val="single" w:sz="4" w:space="0" w:color="000000"/>
@@ -1174,7 +1444,7 @@
         </w:tc>
         <w:tc>
           <w:tcPr>
-            <w:tcW w:w="1933" w:type="dxa"/>
+            <w:tcW w:w="1610" w:type="dxa"/>
             <w:tcBorders>
               <w:start w:val="single" w:sz="4" w:space="0" w:color="000000"/>
               <w:bottom w:val="single" w:sz="4" w:space="0" w:color="000000"/>
@@ -1223,7 +1493,56 @@
         </w:tc>
         <w:tc>
           <w:tcPr>
-            <w:tcW w:w="1935" w:type="dxa"/>
+            <w:tcW w:w="1613" w:type="dxa"/>
+            <w:tcBorders>
+              <w:start w:val="single" w:sz="4" w:space="0" w:color="000000"/>
+              <w:bottom w:val="single" w:sz="4" w:space="0" w:color="000000"/>
+            </w:tcBorders>
+          </w:tcPr>
+          <w:p>
+            <w:pPr>
+              <w:pStyle w:val="TableContents"/>
+              <w:bidi w:val="0"/>
+              <w:jc w:val="start"/>
+              <w:rPr>
+                <w:rFonts w:ascii="Liberation Serif" w:hAnsi="Liberation Serif"/>
+                <w:b w:val="false"/>
+                <w:bCs w:val="false"/>
+                <w:i w:val="false"/>
+                <w:i w:val="false"/>
+                <w:iCs w:val="false"/>
+                <w:strike w:val="false"/>
+                <w:dstrike w:val="false"/>
+                <w:outline w:val="false"/>
+                <w:shadow w:val="false"/>
+                <w:color w:val="000000"/>
+                <w:sz w:val="24"/>
+                <w:szCs w:val="24"/>
+                <w:u w:val="none"/>
+              </w:rPr>
+            </w:pPr>
+            <w:r>
+              <w:rPr>
+                <w:b w:val="false"/>
+                <w:bCs w:val="false"/>
+                <w:i w:val="false"/>
+                <w:iCs w:val="false"/>
+                <w:strike w:val="false"/>
+                <w:dstrike w:val="false"/>
+                <w:outline w:val="false"/>
+                <w:shadow w:val="false"/>
+                <w:color w:val="000000"/>
+                <w:sz w:val="24"/>
+                <w:szCs w:val="24"/>
+                <w:u w:val="none"/>
+              </w:rPr>
+              <w:t>Updated chain_id.</w:t>
+            </w:r>
+          </w:p>
+        </w:tc>
+        <w:tc>
+          <w:tcPr>
+            <w:tcW w:w="1610" w:type="dxa"/>
             <w:tcBorders>
               <w:start w:val="single" w:sz="4" w:space="0" w:color="000000"/>
               <w:bottom w:val="single" w:sz="4" w:space="0" w:color="000000"/>
@@ -1267,7 +1586,7 @@
                 <w:szCs w:val="24"/>
                 <w:u w:val="none"/>
               </w:rPr>
-              <w:t>Updated chain_id.</w:t>
+              <w:t xml:space="preserve">An outlet’s ownership can be updated only by a chain_manager or a company manager. </w:t>
             </w:r>
           </w:p>
         </w:tc>
@@ -1276,7 +1595,7 @@
         <w:trPr/>
         <w:tc>
           <w:tcPr>
-            <w:tcW w:w="1922" w:type="dxa"/>
+            <w:tcW w:w="1600" w:type="dxa"/>
             <w:tcBorders>
               <w:start w:val="single" w:sz="4" w:space="0" w:color="000000"/>
               <w:bottom w:val="single" w:sz="4" w:space="0" w:color="000000"/>
@@ -1325,7 +1644,7 @@
         </w:tc>
         <w:tc>
           <w:tcPr>
-            <w:tcW w:w="2382" w:type="dxa"/>
+            <w:tcW w:w="1984" w:type="dxa"/>
             <w:tcBorders>
               <w:start w:val="single" w:sz="4" w:space="0" w:color="000000"/>
               <w:bottom w:val="single" w:sz="4" w:space="0" w:color="000000"/>
@@ -1374,7 +1693,7 @@
         </w:tc>
         <w:tc>
           <w:tcPr>
-            <w:tcW w:w="1473" w:type="dxa"/>
+            <w:tcW w:w="1227" w:type="dxa"/>
             <w:tcBorders>
               <w:start w:val="single" w:sz="4" w:space="0" w:color="000000"/>
               <w:bottom w:val="single" w:sz="4" w:space="0" w:color="000000"/>
@@ -1423,7 +1742,7 @@
         </w:tc>
         <w:tc>
           <w:tcPr>
-            <w:tcW w:w="1933" w:type="dxa"/>
+            <w:tcW w:w="1610" w:type="dxa"/>
             <w:tcBorders>
               <w:start w:val="single" w:sz="4" w:space="0" w:color="000000"/>
               <w:bottom w:val="single" w:sz="4" w:space="0" w:color="000000"/>
@@ -1472,7 +1791,56 @@
         </w:tc>
         <w:tc>
           <w:tcPr>
-            <w:tcW w:w="1935" w:type="dxa"/>
+            <w:tcW w:w="1613" w:type="dxa"/>
+            <w:tcBorders>
+              <w:start w:val="single" w:sz="4" w:space="0" w:color="000000"/>
+              <w:bottom w:val="single" w:sz="4" w:space="0" w:color="000000"/>
+            </w:tcBorders>
+          </w:tcPr>
+          <w:p>
+            <w:pPr>
+              <w:pStyle w:val="TableContents"/>
+              <w:bidi w:val="0"/>
+              <w:jc w:val="start"/>
+              <w:rPr>
+                <w:rFonts w:ascii="Liberation Serif" w:hAnsi="Liberation Serif"/>
+                <w:b w:val="false"/>
+                <w:bCs w:val="false"/>
+                <w:i w:val="false"/>
+                <w:i w:val="false"/>
+                <w:iCs w:val="false"/>
+                <w:strike w:val="false"/>
+                <w:dstrike w:val="false"/>
+                <w:outline w:val="false"/>
+                <w:shadow w:val="false"/>
+                <w:color w:val="000000"/>
+                <w:sz w:val="24"/>
+                <w:szCs w:val="24"/>
+                <w:u w:val="none"/>
+              </w:rPr>
+            </w:pPr>
+            <w:r>
+              <w:rPr>
+                <w:b w:val="false"/>
+                <w:bCs w:val="false"/>
+                <w:i w:val="false"/>
+                <w:iCs w:val="false"/>
+                <w:strike w:val="false"/>
+                <w:dstrike w:val="false"/>
+                <w:outline w:val="false"/>
+                <w:shadow w:val="false"/>
+                <w:color w:val="000000"/>
+                <w:sz w:val="24"/>
+                <w:szCs w:val="24"/>
+                <w:u w:val="none"/>
+              </w:rPr>
+              <w:t>One or more OUTLET records.</w:t>
+            </w:r>
+          </w:p>
+        </w:tc>
+        <w:tc>
+          <w:tcPr>
+            <w:tcW w:w="1610" w:type="dxa"/>
             <w:tcBorders>
               <w:start w:val="single" w:sz="4" w:space="0" w:color="000000"/>
               <w:bottom w:val="single" w:sz="4" w:space="0" w:color="000000"/>
@@ -1516,7 +1884,341 @@
                 <w:szCs w:val="24"/>
                 <w:u w:val="none"/>
               </w:rPr>
-              <w:t>One or more OUTLET records.</w:t>
+              <w:t>All users regardless of user_role can search for company outlets.</w:t>
+            </w:r>
+          </w:p>
+        </w:tc>
+      </w:tr>
+      <w:tr>
+        <w:trPr>
+          <w:trHeight w:val="2760" w:hRule="atLeast"/>
+        </w:trPr>
+        <w:tc>
+          <w:tcPr>
+            <w:tcW w:w="1600" w:type="dxa"/>
+            <w:tcBorders>
+              <w:start w:val="single" w:sz="4" w:space="0" w:color="000000"/>
+              <w:bottom w:val="single" w:sz="4" w:space="0" w:color="000000"/>
+            </w:tcBorders>
+          </w:tcPr>
+          <w:p>
+            <w:pPr>
+              <w:pStyle w:val="TableContents"/>
+              <w:bidi w:val="0"/>
+              <w:jc w:val="start"/>
+              <w:rPr>
+                <w:rFonts w:ascii="Liberation Serif" w:hAnsi="Liberation Serif"/>
+                <w:b w:val="false"/>
+                <w:bCs w:val="false"/>
+                <w:i w:val="false"/>
+                <w:i w:val="false"/>
+                <w:iCs w:val="false"/>
+                <w:strike w:val="false"/>
+                <w:dstrike w:val="false"/>
+                <w:outline w:val="false"/>
+                <w:shadow w:val="false"/>
+                <w:color w:val="000000"/>
+                <w:sz w:val="24"/>
+                <w:szCs w:val="24"/>
+                <w:u w:val="none"/>
+              </w:rPr>
+            </w:pPr>
+            <w:r>
+              <w:rPr>
+                <w:b w:val="false"/>
+                <w:bCs w:val="false"/>
+                <w:i w:val="false"/>
+                <w:iCs w:val="false"/>
+                <w:strike w:val="false"/>
+                <w:dstrike w:val="false"/>
+                <w:outline w:val="false"/>
+                <w:shadow w:val="false"/>
+                <w:color w:val="000000"/>
+                <w:sz w:val="24"/>
+                <w:szCs w:val="24"/>
+                <w:u w:val="none"/>
+              </w:rPr>
+              <w:t>findOneOutlet</w:t>
+            </w:r>
+          </w:p>
+        </w:tc>
+        <w:tc>
+          <w:tcPr>
+            <w:tcW w:w="1984" w:type="dxa"/>
+            <w:tcBorders>
+              <w:start w:val="single" w:sz="4" w:space="0" w:color="000000"/>
+              <w:bottom w:val="single" w:sz="4" w:space="0" w:color="000000"/>
+            </w:tcBorders>
+          </w:tcPr>
+          <w:p>
+            <w:pPr>
+              <w:pStyle w:val="TableContents"/>
+              <w:bidi w:val="0"/>
+              <w:jc w:val="start"/>
+              <w:rPr>
+                <w:rFonts w:ascii="Liberation Serif" w:hAnsi="Liberation Serif"/>
+                <w:b w:val="false"/>
+                <w:bCs w:val="false"/>
+                <w:i w:val="false"/>
+                <w:i w:val="false"/>
+                <w:iCs w:val="false"/>
+                <w:strike w:val="false"/>
+                <w:dstrike w:val="false"/>
+                <w:outline w:val="false"/>
+                <w:shadow w:val="false"/>
+                <w:color w:val="000000"/>
+                <w:sz w:val="24"/>
+                <w:szCs w:val="24"/>
+                <w:u w:val="none"/>
+              </w:rPr>
+            </w:pPr>
+            <w:r>
+              <w:rPr>
+                <w:b w:val="false"/>
+                <w:bCs w:val="false"/>
+                <w:i w:val="false"/>
+                <w:iCs w:val="false"/>
+                <w:strike w:val="false"/>
+                <w:dstrike w:val="false"/>
+                <w:outline w:val="false"/>
+                <w:shadow w:val="false"/>
+                <w:color w:val="000000"/>
+                <w:sz w:val="24"/>
+                <w:szCs w:val="24"/>
+                <w:u w:val="none"/>
+              </w:rPr>
+              <w:t>Search for an OUTLET by its outlet_id.</w:t>
+            </w:r>
+          </w:p>
+        </w:tc>
+        <w:tc>
+          <w:tcPr>
+            <w:tcW w:w="1227" w:type="dxa"/>
+            <w:tcBorders>
+              <w:start w:val="single" w:sz="4" w:space="0" w:color="000000"/>
+              <w:bottom w:val="single" w:sz="4" w:space="0" w:color="000000"/>
+            </w:tcBorders>
+          </w:tcPr>
+          <w:p>
+            <w:pPr>
+              <w:pStyle w:val="TableContents"/>
+              <w:bidi w:val="0"/>
+              <w:jc w:val="start"/>
+              <w:rPr>
+                <w:rFonts w:ascii="Liberation Serif" w:hAnsi="Liberation Serif"/>
+                <w:b w:val="false"/>
+                <w:bCs w:val="false"/>
+                <w:i w:val="false"/>
+                <w:i w:val="false"/>
+                <w:iCs w:val="false"/>
+                <w:strike w:val="false"/>
+                <w:dstrike w:val="false"/>
+                <w:outline w:val="false"/>
+                <w:shadow w:val="false"/>
+                <w:color w:val="000000"/>
+                <w:sz w:val="24"/>
+                <w:szCs w:val="24"/>
+                <w:u w:val="none"/>
+              </w:rPr>
+            </w:pPr>
+            <w:r>
+              <w:rPr>
+                <w:b w:val="false"/>
+                <w:bCs w:val="false"/>
+                <w:i w:val="false"/>
+                <w:iCs w:val="false"/>
+                <w:strike w:val="false"/>
+                <w:dstrike w:val="false"/>
+                <w:outline w:val="false"/>
+                <w:shadow w:val="false"/>
+                <w:color w:val="000000"/>
+                <w:sz w:val="24"/>
+                <w:szCs w:val="24"/>
+                <w:u w:val="none"/>
+              </w:rPr>
+              <w:t>NONE</w:t>
+            </w:r>
+          </w:p>
+        </w:tc>
+        <w:tc>
+          <w:tcPr>
+            <w:tcW w:w="1610" w:type="dxa"/>
+            <w:tcBorders>
+              <w:start w:val="single" w:sz="4" w:space="0" w:color="000000"/>
+              <w:bottom w:val="single" w:sz="4" w:space="0" w:color="000000"/>
+            </w:tcBorders>
+          </w:tcPr>
+          <w:p>
+            <w:pPr>
+              <w:pStyle w:val="TableContents"/>
+              <w:bidi w:val="0"/>
+              <w:jc w:val="start"/>
+              <w:rPr>
+                <w:rFonts w:ascii="Liberation Serif" w:hAnsi="Liberation Serif"/>
+                <w:b w:val="false"/>
+                <w:bCs w:val="false"/>
+                <w:i w:val="false"/>
+                <w:i w:val="false"/>
+                <w:iCs w:val="false"/>
+                <w:strike w:val="false"/>
+                <w:dstrike w:val="false"/>
+                <w:outline w:val="false"/>
+                <w:shadow w:val="false"/>
+                <w:color w:val="000000"/>
+                <w:sz w:val="24"/>
+                <w:szCs w:val="24"/>
+                <w:u w:val="none"/>
+              </w:rPr>
+            </w:pPr>
+            <w:r>
+              <w:rPr>
+                <w:b w:val="false"/>
+                <w:bCs w:val="false"/>
+                <w:i w:val="false"/>
+                <w:iCs w:val="false"/>
+                <w:strike w:val="false"/>
+                <w:dstrike w:val="false"/>
+                <w:outline w:val="false"/>
+                <w:shadow w:val="false"/>
+                <w:color w:val="000000"/>
+                <w:sz w:val="24"/>
+                <w:szCs w:val="24"/>
+                <w:u w:val="none"/>
+              </w:rPr>
+              <w:t>outlet_id</w:t>
+            </w:r>
+          </w:p>
+        </w:tc>
+        <w:tc>
+          <w:tcPr>
+            <w:tcW w:w="1613" w:type="dxa"/>
+            <w:tcBorders>
+              <w:start w:val="single" w:sz="4" w:space="0" w:color="000000"/>
+              <w:bottom w:val="single" w:sz="4" w:space="0" w:color="000000"/>
+            </w:tcBorders>
+          </w:tcPr>
+          <w:p>
+            <w:pPr>
+              <w:pStyle w:val="TableContents"/>
+              <w:bidi w:val="0"/>
+              <w:jc w:val="start"/>
+              <w:rPr>
+                <w:rFonts w:ascii="Liberation Serif" w:hAnsi="Liberation Serif"/>
+                <w:b w:val="false"/>
+                <w:bCs w:val="false"/>
+                <w:i w:val="false"/>
+                <w:i w:val="false"/>
+                <w:iCs w:val="false"/>
+                <w:strike w:val="false"/>
+                <w:dstrike w:val="false"/>
+                <w:outline w:val="false"/>
+                <w:shadow w:val="false"/>
+                <w:color w:val="000000"/>
+                <w:sz w:val="24"/>
+                <w:szCs w:val="24"/>
+                <w:u w:val="none"/>
+              </w:rPr>
+            </w:pPr>
+            <w:r>
+              <w:rPr>
+                <w:b w:val="false"/>
+                <w:bCs w:val="false"/>
+                <w:i w:val="false"/>
+                <w:iCs w:val="false"/>
+                <w:strike w:val="false"/>
+                <w:dstrike w:val="false"/>
+                <w:outline w:val="false"/>
+                <w:shadow w:val="false"/>
+                <w:color w:val="000000"/>
+                <w:sz w:val="24"/>
+                <w:szCs w:val="24"/>
+                <w:u w:val="none"/>
+              </w:rPr>
+              <w:t>OUTLET record.</w:t>
+            </w:r>
+          </w:p>
+        </w:tc>
+        <w:tc>
+          <w:tcPr>
+            <w:tcW w:w="1610" w:type="dxa"/>
+            <w:tcBorders>
+              <w:start w:val="single" w:sz="4" w:space="0" w:color="000000"/>
+              <w:bottom w:val="single" w:sz="4" w:space="0" w:color="000000"/>
+              <w:end w:val="single" w:sz="4" w:space="0" w:color="000000"/>
+            </w:tcBorders>
+          </w:tcPr>
+          <w:p>
+            <w:pPr>
+              <w:pStyle w:val="TableContents"/>
+              <w:bidi w:val="0"/>
+              <w:jc w:val="start"/>
+              <w:rPr>
+                <w:rFonts w:ascii="Liberation Serif" w:hAnsi="Liberation Serif"/>
+                <w:b w:val="false"/>
+                <w:bCs w:val="false"/>
+                <w:i w:val="false"/>
+                <w:i w:val="false"/>
+                <w:iCs w:val="false"/>
+                <w:strike w:val="false"/>
+                <w:dstrike w:val="false"/>
+                <w:outline w:val="false"/>
+                <w:shadow w:val="false"/>
+                <w:color w:val="000000"/>
+                <w:sz w:val="24"/>
+                <w:szCs w:val="24"/>
+                <w:u w:val="none"/>
+              </w:rPr>
+            </w:pPr>
+            <w:r>
+              <w:rPr>
+                <w:b w:val="false"/>
+                <w:bCs w:val="false"/>
+                <w:i w:val="false"/>
+                <w:iCs w:val="false"/>
+                <w:strike w:val="false"/>
+                <w:dstrike w:val="false"/>
+                <w:outline w:val="false"/>
+                <w:shadow w:val="false"/>
+                <w:color w:val="000000"/>
+                <w:sz w:val="24"/>
+                <w:szCs w:val="24"/>
+                <w:u w:val="none"/>
+              </w:rPr>
+              <w:t>All users regardless of user_role can find a</w:t>
+            </w:r>
+            <w:r>
+              <w:rPr>
+                <w:b w:val="false"/>
+                <w:bCs w:val="false"/>
+                <w:i w:val="false"/>
+                <w:iCs w:val="false"/>
+                <w:strike w:val="false"/>
+                <w:dstrike w:val="false"/>
+                <w:outline w:val="false"/>
+                <w:shadow w:val="false"/>
+                <w:color w:val="000000"/>
+                <w:sz w:val="24"/>
+                <w:szCs w:val="24"/>
+                <w:u w:val="none"/>
+              </w:rPr>
+              <w:t>n</w:t>
+            </w:r>
+            <w:r>
+              <w:rPr>
+                <w:b w:val="false"/>
+                <w:bCs w:val="false"/>
+                <w:i w:val="false"/>
+                <w:iCs w:val="false"/>
+                <w:strike w:val="false"/>
+                <w:dstrike w:val="false"/>
+                <w:outline w:val="false"/>
+                <w:shadow w:val="false"/>
+                <w:color w:val="000000"/>
+                <w:sz w:val="24"/>
+                <w:szCs w:val="24"/>
+                <w:u w:val="none"/>
+              </w:rPr>
+              <w:t xml:space="preserve">  outlet.</w:t>
             </w:r>
           </w:p>
         </w:tc>
@@ -1525,105 +2227,105 @@
         <w:trPr/>
         <w:tc>
           <w:tcPr>
-            <w:tcW w:w="1922" w:type="dxa"/>
-            <w:tcBorders>
-              <w:start w:val="single" w:sz="4" w:space="0" w:color="000000"/>
-              <w:bottom w:val="single" w:sz="4" w:space="0" w:color="000000"/>
-            </w:tcBorders>
-          </w:tcPr>
-          <w:p>
-            <w:pPr>
-              <w:pStyle w:val="TableContents"/>
-              <w:bidi w:val="0"/>
-              <w:jc w:val="start"/>
-              <w:rPr>
-                <w:rFonts w:ascii="Liberation Serif" w:hAnsi="Liberation Serif"/>
-                <w:b w:val="false"/>
-                <w:bCs w:val="false"/>
-                <w:i w:val="false"/>
-                <w:i w:val="false"/>
-                <w:iCs w:val="false"/>
-                <w:strike w:val="false"/>
-                <w:dstrike w:val="false"/>
-                <w:outline w:val="false"/>
-                <w:shadow w:val="false"/>
-                <w:color w:val="000000"/>
-                <w:sz w:val="24"/>
-                <w:szCs w:val="24"/>
-                <w:u w:val="none"/>
-              </w:rPr>
-            </w:pPr>
-            <w:r>
-              <w:rPr>
-                <w:b w:val="false"/>
-                <w:bCs w:val="false"/>
-                <w:i w:val="false"/>
-                <w:iCs w:val="false"/>
-                <w:strike w:val="false"/>
-                <w:dstrike w:val="false"/>
-                <w:outline w:val="false"/>
-                <w:shadow w:val="false"/>
-                <w:color w:val="000000"/>
-                <w:sz w:val="24"/>
-                <w:szCs w:val="24"/>
-                <w:u w:val="none"/>
-              </w:rPr>
-              <w:t>findOneOutlet</w:t>
-            </w:r>
-          </w:p>
-        </w:tc>
-        <w:tc>
-          <w:tcPr>
-            <w:tcW w:w="2382" w:type="dxa"/>
-            <w:tcBorders>
-              <w:start w:val="single" w:sz="4" w:space="0" w:color="000000"/>
-              <w:bottom w:val="single" w:sz="4" w:space="0" w:color="000000"/>
-            </w:tcBorders>
-          </w:tcPr>
-          <w:p>
-            <w:pPr>
-              <w:pStyle w:val="TableContents"/>
-              <w:bidi w:val="0"/>
-              <w:jc w:val="start"/>
-              <w:rPr>
-                <w:rFonts w:ascii="Liberation Serif" w:hAnsi="Liberation Serif"/>
-                <w:b w:val="false"/>
-                <w:bCs w:val="false"/>
-                <w:i w:val="false"/>
-                <w:i w:val="false"/>
-                <w:iCs w:val="false"/>
-                <w:strike w:val="false"/>
-                <w:dstrike w:val="false"/>
-                <w:outline w:val="false"/>
-                <w:shadow w:val="false"/>
-                <w:color w:val="000000"/>
-                <w:sz w:val="24"/>
-                <w:szCs w:val="24"/>
-                <w:u w:val="none"/>
-              </w:rPr>
-            </w:pPr>
-            <w:r>
-              <w:rPr>
-                <w:b w:val="false"/>
-                <w:bCs w:val="false"/>
-                <w:i w:val="false"/>
-                <w:iCs w:val="false"/>
-                <w:strike w:val="false"/>
-                <w:dstrike w:val="false"/>
-                <w:outline w:val="false"/>
-                <w:shadow w:val="false"/>
-                <w:color w:val="000000"/>
-                <w:sz w:val="24"/>
-                <w:szCs w:val="24"/>
-                <w:u w:val="none"/>
-              </w:rPr>
-              <w:t>Search for an OUTLET by its outlet_id.</w:t>
-            </w:r>
-          </w:p>
-        </w:tc>
-        <w:tc>
-          <w:tcPr>
-            <w:tcW w:w="1473" w:type="dxa"/>
+            <w:tcW w:w="1600" w:type="dxa"/>
+            <w:tcBorders>
+              <w:start w:val="single" w:sz="4" w:space="0" w:color="000000"/>
+              <w:bottom w:val="single" w:sz="4" w:space="0" w:color="000000"/>
+            </w:tcBorders>
+          </w:tcPr>
+          <w:p>
+            <w:pPr>
+              <w:pStyle w:val="TableContents"/>
+              <w:bidi w:val="0"/>
+              <w:jc w:val="start"/>
+              <w:rPr>
+                <w:rFonts w:ascii="Liberation Serif" w:hAnsi="Liberation Serif"/>
+                <w:b w:val="false"/>
+                <w:bCs w:val="false"/>
+                <w:i w:val="false"/>
+                <w:i w:val="false"/>
+                <w:iCs w:val="false"/>
+                <w:strike w:val="false"/>
+                <w:dstrike w:val="false"/>
+                <w:outline w:val="false"/>
+                <w:shadow w:val="false"/>
+                <w:color w:val="000000"/>
+                <w:sz w:val="24"/>
+                <w:szCs w:val="24"/>
+                <w:u w:val="none"/>
+              </w:rPr>
+            </w:pPr>
+            <w:r>
+              <w:rPr>
+                <w:b w:val="false"/>
+                <w:bCs w:val="false"/>
+                <w:i w:val="false"/>
+                <w:iCs w:val="false"/>
+                <w:strike w:val="false"/>
+                <w:dstrike w:val="false"/>
+                <w:outline w:val="false"/>
+                <w:shadow w:val="false"/>
+                <w:color w:val="000000"/>
+                <w:sz w:val="24"/>
+                <w:szCs w:val="24"/>
+                <w:u w:val="none"/>
+              </w:rPr>
+              <w:t>findAllOutlets</w:t>
+            </w:r>
+          </w:p>
+        </w:tc>
+        <w:tc>
+          <w:tcPr>
+            <w:tcW w:w="1984" w:type="dxa"/>
+            <w:tcBorders>
+              <w:start w:val="single" w:sz="4" w:space="0" w:color="000000"/>
+              <w:bottom w:val="single" w:sz="4" w:space="0" w:color="000000"/>
+            </w:tcBorders>
+          </w:tcPr>
+          <w:p>
+            <w:pPr>
+              <w:pStyle w:val="TableContents"/>
+              <w:bidi w:val="0"/>
+              <w:jc w:val="start"/>
+              <w:rPr>
+                <w:rFonts w:ascii="Liberation Serif" w:hAnsi="Liberation Serif"/>
+                <w:b w:val="false"/>
+                <w:bCs w:val="false"/>
+                <w:i w:val="false"/>
+                <w:i w:val="false"/>
+                <w:iCs w:val="false"/>
+                <w:strike w:val="false"/>
+                <w:dstrike w:val="false"/>
+                <w:outline w:val="false"/>
+                <w:shadow w:val="false"/>
+                <w:color w:val="000000"/>
+                <w:sz w:val="24"/>
+                <w:szCs w:val="24"/>
+                <w:u w:val="none"/>
+              </w:rPr>
+            </w:pPr>
+            <w:r>
+              <w:rPr>
+                <w:b w:val="false"/>
+                <w:bCs w:val="false"/>
+                <w:i w:val="false"/>
+                <w:iCs w:val="false"/>
+                <w:strike w:val="false"/>
+                <w:dstrike w:val="false"/>
+                <w:outline w:val="false"/>
+                <w:shadow w:val="false"/>
+                <w:color w:val="000000"/>
+                <w:sz w:val="24"/>
+                <w:szCs w:val="24"/>
+                <w:u w:val="none"/>
+              </w:rPr>
+              <w:t>Get all OUTLETs.</w:t>
+            </w:r>
+          </w:p>
+        </w:tc>
+        <w:tc>
+          <w:tcPr>
+            <w:tcW w:w="1227" w:type="dxa"/>
             <w:tcBorders>
               <w:start w:val="single" w:sz="4" w:space="0" w:color="000000"/>
               <w:bottom w:val="single" w:sz="4" w:space="0" w:color="000000"/>
@@ -1672,56 +2374,105 @@
         </w:tc>
         <w:tc>
           <w:tcPr>
-            <w:tcW w:w="1933" w:type="dxa"/>
-            <w:tcBorders>
-              <w:start w:val="single" w:sz="4" w:space="0" w:color="000000"/>
-              <w:bottom w:val="single" w:sz="4" w:space="0" w:color="000000"/>
-            </w:tcBorders>
-          </w:tcPr>
-          <w:p>
-            <w:pPr>
-              <w:pStyle w:val="TableContents"/>
-              <w:bidi w:val="0"/>
-              <w:jc w:val="start"/>
-              <w:rPr>
-                <w:rFonts w:ascii="Liberation Serif" w:hAnsi="Liberation Serif"/>
-                <w:b w:val="false"/>
-                <w:bCs w:val="false"/>
-                <w:i w:val="false"/>
-                <w:i w:val="false"/>
-                <w:iCs w:val="false"/>
-                <w:strike w:val="false"/>
-                <w:dstrike w:val="false"/>
-                <w:outline w:val="false"/>
-                <w:shadow w:val="false"/>
-                <w:color w:val="000000"/>
-                <w:sz w:val="24"/>
-                <w:szCs w:val="24"/>
-                <w:u w:val="none"/>
-              </w:rPr>
-            </w:pPr>
-            <w:r>
-              <w:rPr>
-                <w:b w:val="false"/>
-                <w:bCs w:val="false"/>
-                <w:i w:val="false"/>
-                <w:iCs w:val="false"/>
-                <w:strike w:val="false"/>
-                <w:dstrike w:val="false"/>
-                <w:outline w:val="false"/>
-                <w:shadow w:val="false"/>
-                <w:color w:val="000000"/>
-                <w:sz w:val="24"/>
-                <w:szCs w:val="24"/>
-                <w:u w:val="none"/>
-              </w:rPr>
-              <w:t>outlet_id</w:t>
-            </w:r>
-          </w:p>
-        </w:tc>
-        <w:tc>
-          <w:tcPr>
-            <w:tcW w:w="1935" w:type="dxa"/>
+            <w:tcW w:w="1610" w:type="dxa"/>
+            <w:tcBorders>
+              <w:start w:val="single" w:sz="4" w:space="0" w:color="000000"/>
+              <w:bottom w:val="single" w:sz="4" w:space="0" w:color="000000"/>
+            </w:tcBorders>
+          </w:tcPr>
+          <w:p>
+            <w:pPr>
+              <w:pStyle w:val="TableContents"/>
+              <w:bidi w:val="0"/>
+              <w:jc w:val="start"/>
+              <w:rPr>
+                <w:rFonts w:ascii="Liberation Serif" w:hAnsi="Liberation Serif"/>
+                <w:b w:val="false"/>
+                <w:bCs w:val="false"/>
+                <w:i w:val="false"/>
+                <w:i w:val="false"/>
+                <w:iCs w:val="false"/>
+                <w:strike w:val="false"/>
+                <w:dstrike w:val="false"/>
+                <w:outline w:val="false"/>
+                <w:shadow w:val="false"/>
+                <w:color w:val="000000"/>
+                <w:sz w:val="24"/>
+                <w:szCs w:val="24"/>
+                <w:u w:val="none"/>
+              </w:rPr>
+            </w:pPr>
+            <w:r>
+              <w:rPr>
+                <w:b w:val="false"/>
+                <w:bCs w:val="false"/>
+                <w:i w:val="false"/>
+                <w:iCs w:val="false"/>
+                <w:strike w:val="false"/>
+                <w:dstrike w:val="false"/>
+                <w:outline w:val="false"/>
+                <w:shadow w:val="false"/>
+                <w:color w:val="000000"/>
+                <w:sz w:val="24"/>
+                <w:szCs w:val="24"/>
+                <w:u w:val="none"/>
+              </w:rPr>
+              <w:t>NONE</w:t>
+            </w:r>
+          </w:p>
+        </w:tc>
+        <w:tc>
+          <w:tcPr>
+            <w:tcW w:w="1613" w:type="dxa"/>
+            <w:tcBorders>
+              <w:start w:val="single" w:sz="4" w:space="0" w:color="000000"/>
+              <w:bottom w:val="single" w:sz="4" w:space="0" w:color="000000"/>
+            </w:tcBorders>
+          </w:tcPr>
+          <w:p>
+            <w:pPr>
+              <w:pStyle w:val="TableContents"/>
+              <w:bidi w:val="0"/>
+              <w:jc w:val="start"/>
+              <w:rPr>
+                <w:rFonts w:ascii="Liberation Serif" w:hAnsi="Liberation Serif"/>
+                <w:b w:val="false"/>
+                <w:bCs w:val="false"/>
+                <w:i w:val="false"/>
+                <w:i w:val="false"/>
+                <w:iCs w:val="false"/>
+                <w:strike w:val="false"/>
+                <w:dstrike w:val="false"/>
+                <w:outline w:val="false"/>
+                <w:shadow w:val="false"/>
+                <w:color w:val="000000"/>
+                <w:sz w:val="24"/>
+                <w:szCs w:val="24"/>
+                <w:u w:val="none"/>
+              </w:rPr>
+            </w:pPr>
+            <w:r>
+              <w:rPr>
+                <w:b w:val="false"/>
+                <w:bCs w:val="false"/>
+                <w:i w:val="false"/>
+                <w:iCs w:val="false"/>
+                <w:strike w:val="false"/>
+                <w:dstrike w:val="false"/>
+                <w:outline w:val="false"/>
+                <w:shadow w:val="false"/>
+                <w:color w:val="000000"/>
+                <w:sz w:val="24"/>
+                <w:szCs w:val="24"/>
+                <w:u w:val="none"/>
+              </w:rPr>
+              <w:t>All OUTLET records.</w:t>
+            </w:r>
+          </w:p>
+        </w:tc>
+        <w:tc>
+          <w:tcPr>
+            <w:tcW w:w="1610" w:type="dxa"/>
             <w:tcBorders>
               <w:start w:val="single" w:sz="4" w:space="0" w:color="000000"/>
               <w:bottom w:val="single" w:sz="4" w:space="0" w:color="000000"/>
@@ -1765,7 +2516,24 @@
                 <w:szCs w:val="24"/>
                 <w:u w:val="none"/>
               </w:rPr>
-              <w:t>OUTLET record.</w:t>
+              <w:t>All users regardless of user_role can find a</w:t>
+            </w:r>
+            <w:r>
+              <w:rPr>
+                <w:b w:val="false"/>
+                <w:bCs w:val="false"/>
+                <w:i w:val="false"/>
+                <w:iCs w:val="false"/>
+                <w:strike w:val="false"/>
+                <w:dstrike w:val="false"/>
+                <w:outline w:val="false"/>
+                <w:shadow w:val="false"/>
+                <w:color w:val="000000"/>
+                <w:sz w:val="24"/>
+                <w:szCs w:val="24"/>
+                <w:u w:val="none"/>
+              </w:rPr>
+              <w:t>ll outlets.</w:t>
             </w:r>
           </w:p>
         </w:tc>
@@ -1774,105 +2542,105 @@
         <w:trPr/>
         <w:tc>
           <w:tcPr>
-            <w:tcW w:w="1922" w:type="dxa"/>
-            <w:tcBorders>
-              <w:start w:val="single" w:sz="4" w:space="0" w:color="000000"/>
-              <w:bottom w:val="single" w:sz="4" w:space="0" w:color="000000"/>
-            </w:tcBorders>
-          </w:tcPr>
-          <w:p>
-            <w:pPr>
-              <w:pStyle w:val="TableContents"/>
-              <w:bidi w:val="0"/>
-              <w:jc w:val="start"/>
-              <w:rPr>
-                <w:rFonts w:ascii="Liberation Serif" w:hAnsi="Liberation Serif"/>
-                <w:b w:val="false"/>
-                <w:bCs w:val="false"/>
-                <w:i w:val="false"/>
-                <w:i w:val="false"/>
-                <w:iCs w:val="false"/>
-                <w:strike w:val="false"/>
-                <w:dstrike w:val="false"/>
-                <w:outline w:val="false"/>
-                <w:shadow w:val="false"/>
-                <w:color w:val="000000"/>
-                <w:sz w:val="24"/>
-                <w:szCs w:val="24"/>
-                <w:u w:val="none"/>
-              </w:rPr>
-            </w:pPr>
-            <w:r>
-              <w:rPr>
-                <w:b w:val="false"/>
-                <w:bCs w:val="false"/>
-                <w:i w:val="false"/>
-                <w:iCs w:val="false"/>
-                <w:strike w:val="false"/>
-                <w:dstrike w:val="false"/>
-                <w:outline w:val="false"/>
-                <w:shadow w:val="false"/>
-                <w:color w:val="000000"/>
-                <w:sz w:val="24"/>
-                <w:szCs w:val="24"/>
-                <w:u w:val="none"/>
-              </w:rPr>
-              <w:t>findAllOutlets</w:t>
-            </w:r>
-          </w:p>
-        </w:tc>
-        <w:tc>
-          <w:tcPr>
-            <w:tcW w:w="2382" w:type="dxa"/>
-            <w:tcBorders>
-              <w:start w:val="single" w:sz="4" w:space="0" w:color="000000"/>
-              <w:bottom w:val="single" w:sz="4" w:space="0" w:color="000000"/>
-            </w:tcBorders>
-          </w:tcPr>
-          <w:p>
-            <w:pPr>
-              <w:pStyle w:val="TableContents"/>
-              <w:bidi w:val="0"/>
-              <w:jc w:val="start"/>
-              <w:rPr>
-                <w:rFonts w:ascii="Liberation Serif" w:hAnsi="Liberation Serif"/>
-                <w:b w:val="false"/>
-                <w:bCs w:val="false"/>
-                <w:i w:val="false"/>
-                <w:i w:val="false"/>
-                <w:iCs w:val="false"/>
-                <w:strike w:val="false"/>
-                <w:dstrike w:val="false"/>
-                <w:outline w:val="false"/>
-                <w:shadow w:val="false"/>
-                <w:color w:val="000000"/>
-                <w:sz w:val="24"/>
-                <w:szCs w:val="24"/>
-                <w:u w:val="none"/>
-              </w:rPr>
-            </w:pPr>
-            <w:r>
-              <w:rPr>
-                <w:b w:val="false"/>
-                <w:bCs w:val="false"/>
-                <w:i w:val="false"/>
-                <w:iCs w:val="false"/>
-                <w:strike w:val="false"/>
-                <w:dstrike w:val="false"/>
-                <w:outline w:val="false"/>
-                <w:shadow w:val="false"/>
-                <w:color w:val="000000"/>
-                <w:sz w:val="24"/>
-                <w:szCs w:val="24"/>
-                <w:u w:val="none"/>
-              </w:rPr>
-              <w:t>Get all OUTLETs.</w:t>
-            </w:r>
-          </w:p>
-        </w:tc>
-        <w:tc>
-          <w:tcPr>
-            <w:tcW w:w="1473" w:type="dxa"/>
+            <w:tcW w:w="1600" w:type="dxa"/>
+            <w:tcBorders>
+              <w:start w:val="single" w:sz="4" w:space="0" w:color="000000"/>
+              <w:bottom w:val="single" w:sz="4" w:space="0" w:color="000000"/>
+            </w:tcBorders>
+          </w:tcPr>
+          <w:p>
+            <w:pPr>
+              <w:pStyle w:val="TableContents"/>
+              <w:bidi w:val="0"/>
+              <w:jc w:val="start"/>
+              <w:rPr>
+                <w:rFonts w:ascii="Liberation Serif" w:hAnsi="Liberation Serif"/>
+                <w:b w:val="false"/>
+                <w:bCs w:val="false"/>
+                <w:i w:val="false"/>
+                <w:i w:val="false"/>
+                <w:iCs w:val="false"/>
+                <w:strike w:val="false"/>
+                <w:dstrike w:val="false"/>
+                <w:outline w:val="false"/>
+                <w:shadow w:val="false"/>
+                <w:color w:val="000000"/>
+                <w:sz w:val="24"/>
+                <w:szCs w:val="24"/>
+                <w:u w:val="none"/>
+              </w:rPr>
+            </w:pPr>
+            <w:r>
+              <w:rPr>
+                <w:b w:val="false"/>
+                <w:bCs w:val="false"/>
+                <w:i w:val="false"/>
+                <w:iCs w:val="false"/>
+                <w:strike w:val="false"/>
+                <w:dstrike w:val="false"/>
+                <w:outline w:val="false"/>
+                <w:shadow w:val="false"/>
+                <w:color w:val="000000"/>
+                <w:sz w:val="24"/>
+                <w:szCs w:val="24"/>
+                <w:u w:val="none"/>
+              </w:rPr>
+              <w:t>removeOutlet</w:t>
+            </w:r>
+          </w:p>
+        </w:tc>
+        <w:tc>
+          <w:tcPr>
+            <w:tcW w:w="1984" w:type="dxa"/>
+            <w:tcBorders>
+              <w:start w:val="single" w:sz="4" w:space="0" w:color="000000"/>
+              <w:bottom w:val="single" w:sz="4" w:space="0" w:color="000000"/>
+            </w:tcBorders>
+          </w:tcPr>
+          <w:p>
+            <w:pPr>
+              <w:pStyle w:val="TableContents"/>
+              <w:bidi w:val="0"/>
+              <w:jc w:val="start"/>
+              <w:rPr>
+                <w:rFonts w:ascii="Liberation Serif" w:hAnsi="Liberation Serif"/>
+                <w:b w:val="false"/>
+                <w:bCs w:val="false"/>
+                <w:i w:val="false"/>
+                <w:i w:val="false"/>
+                <w:iCs w:val="false"/>
+                <w:strike w:val="false"/>
+                <w:dstrike w:val="false"/>
+                <w:outline w:val="false"/>
+                <w:shadow w:val="false"/>
+                <w:color w:val="000000"/>
+                <w:sz w:val="24"/>
+                <w:szCs w:val="24"/>
+                <w:u w:val="none"/>
+              </w:rPr>
+            </w:pPr>
+            <w:r>
+              <w:rPr>
+                <w:b w:val="false"/>
+                <w:bCs w:val="false"/>
+                <w:i w:val="false"/>
+                <w:iCs w:val="false"/>
+                <w:strike w:val="false"/>
+                <w:dstrike w:val="false"/>
+                <w:outline w:val="false"/>
+                <w:shadow w:val="false"/>
+                <w:color w:val="000000"/>
+                <w:sz w:val="24"/>
+                <w:szCs w:val="24"/>
+                <w:u w:val="none"/>
+              </w:rPr>
+              <w:t>Delete an OUTLET using outlet_id.</w:t>
+            </w:r>
+          </w:p>
+        </w:tc>
+        <w:tc>
+          <w:tcPr>
+            <w:tcW w:w="1227" w:type="dxa"/>
             <w:tcBorders>
               <w:start w:val="single" w:sz="4" w:space="0" w:color="000000"/>
               <w:bottom w:val="single" w:sz="4" w:space="0" w:color="000000"/>
@@ -1921,56 +2689,105 @@
         </w:tc>
         <w:tc>
           <w:tcPr>
-            <w:tcW w:w="1933" w:type="dxa"/>
-            <w:tcBorders>
-              <w:start w:val="single" w:sz="4" w:space="0" w:color="000000"/>
-              <w:bottom w:val="single" w:sz="4" w:space="0" w:color="000000"/>
-            </w:tcBorders>
-          </w:tcPr>
-          <w:p>
-            <w:pPr>
-              <w:pStyle w:val="TableContents"/>
-              <w:bidi w:val="0"/>
-              <w:jc w:val="start"/>
-              <w:rPr>
-                <w:rFonts w:ascii="Liberation Serif" w:hAnsi="Liberation Serif"/>
-                <w:b w:val="false"/>
-                <w:bCs w:val="false"/>
-                <w:i w:val="false"/>
-                <w:i w:val="false"/>
-                <w:iCs w:val="false"/>
-                <w:strike w:val="false"/>
-                <w:dstrike w:val="false"/>
-                <w:outline w:val="false"/>
-                <w:shadow w:val="false"/>
-                <w:color w:val="000000"/>
-                <w:sz w:val="24"/>
-                <w:szCs w:val="24"/>
-                <w:u w:val="none"/>
-              </w:rPr>
-            </w:pPr>
-            <w:r>
-              <w:rPr>
-                <w:b w:val="false"/>
-                <w:bCs w:val="false"/>
-                <w:i w:val="false"/>
-                <w:iCs w:val="false"/>
-                <w:strike w:val="false"/>
-                <w:dstrike w:val="false"/>
-                <w:outline w:val="false"/>
-                <w:shadow w:val="false"/>
-                <w:color w:val="000000"/>
-                <w:sz w:val="24"/>
-                <w:szCs w:val="24"/>
-                <w:u w:val="none"/>
-              </w:rPr>
-              <w:t>NONE</w:t>
-            </w:r>
-          </w:p>
-        </w:tc>
-        <w:tc>
-          <w:tcPr>
-            <w:tcW w:w="1935" w:type="dxa"/>
+            <w:tcW w:w="1610" w:type="dxa"/>
+            <w:tcBorders>
+              <w:start w:val="single" w:sz="4" w:space="0" w:color="000000"/>
+              <w:bottom w:val="single" w:sz="4" w:space="0" w:color="000000"/>
+            </w:tcBorders>
+          </w:tcPr>
+          <w:p>
+            <w:pPr>
+              <w:pStyle w:val="TableContents"/>
+              <w:bidi w:val="0"/>
+              <w:jc w:val="start"/>
+              <w:rPr>
+                <w:rFonts w:ascii="Liberation Serif" w:hAnsi="Liberation Serif"/>
+                <w:b w:val="false"/>
+                <w:bCs w:val="false"/>
+                <w:i w:val="false"/>
+                <w:i w:val="false"/>
+                <w:iCs w:val="false"/>
+                <w:strike w:val="false"/>
+                <w:dstrike w:val="false"/>
+                <w:outline w:val="false"/>
+                <w:shadow w:val="false"/>
+                <w:color w:val="000000"/>
+                <w:sz w:val="24"/>
+                <w:szCs w:val="24"/>
+                <w:u w:val="none"/>
+              </w:rPr>
+            </w:pPr>
+            <w:r>
+              <w:rPr>
+                <w:b w:val="false"/>
+                <w:bCs w:val="false"/>
+                <w:i w:val="false"/>
+                <w:iCs w:val="false"/>
+                <w:strike w:val="false"/>
+                <w:dstrike w:val="false"/>
+                <w:outline w:val="false"/>
+                <w:shadow w:val="false"/>
+                <w:color w:val="000000"/>
+                <w:sz w:val="24"/>
+                <w:szCs w:val="24"/>
+                <w:u w:val="none"/>
+              </w:rPr>
+              <w:t>outlet_id</w:t>
+            </w:r>
+          </w:p>
+        </w:tc>
+        <w:tc>
+          <w:tcPr>
+            <w:tcW w:w="1613" w:type="dxa"/>
+            <w:tcBorders>
+              <w:start w:val="single" w:sz="4" w:space="0" w:color="000000"/>
+              <w:bottom w:val="single" w:sz="4" w:space="0" w:color="000000"/>
+            </w:tcBorders>
+          </w:tcPr>
+          <w:p>
+            <w:pPr>
+              <w:pStyle w:val="TableContents"/>
+              <w:bidi w:val="0"/>
+              <w:jc w:val="start"/>
+              <w:rPr>
+                <w:rFonts w:ascii="Liberation Serif" w:hAnsi="Liberation Serif"/>
+                <w:b w:val="false"/>
+                <w:bCs w:val="false"/>
+                <w:i w:val="false"/>
+                <w:i w:val="false"/>
+                <w:iCs w:val="false"/>
+                <w:strike w:val="false"/>
+                <w:dstrike w:val="false"/>
+                <w:outline w:val="false"/>
+                <w:shadow w:val="false"/>
+                <w:color w:val="000000"/>
+                <w:sz w:val="24"/>
+                <w:szCs w:val="24"/>
+                <w:u w:val="none"/>
+              </w:rPr>
+            </w:pPr>
+            <w:r>
+              <w:rPr>
+                <w:b w:val="false"/>
+                <w:bCs w:val="false"/>
+                <w:i w:val="false"/>
+                <w:iCs w:val="false"/>
+                <w:strike w:val="false"/>
+                <w:dstrike w:val="false"/>
+                <w:outline w:val="false"/>
+                <w:shadow w:val="false"/>
+                <w:color w:val="000000"/>
+                <w:sz w:val="24"/>
+                <w:szCs w:val="24"/>
+                <w:u w:val="none"/>
+              </w:rPr>
+              <w:t>Deleted OUTLET record.</w:t>
+            </w:r>
+          </w:p>
+        </w:tc>
+        <w:tc>
+          <w:tcPr>
+            <w:tcW w:w="1610" w:type="dxa"/>
             <w:tcBorders>
               <w:start w:val="single" w:sz="4" w:space="0" w:color="000000"/>
               <w:bottom w:val="single" w:sz="4" w:space="0" w:color="000000"/>
@@ -2014,307 +2831,24 @@
                 <w:szCs w:val="24"/>
                 <w:u w:val="none"/>
               </w:rPr>
-              <w:t>All OUTLET records.</w:t>
-            </w:r>
-          </w:p>
-        </w:tc>
-      </w:tr>
-      <w:tr>
-        <w:trPr/>
-        <w:tc>
-          <w:tcPr>
-            <w:tcW w:w="1922" w:type="dxa"/>
-            <w:tcBorders>
-              <w:start w:val="single" w:sz="4" w:space="0" w:color="000000"/>
-              <w:bottom w:val="single" w:sz="4" w:space="0" w:color="000000"/>
-            </w:tcBorders>
-          </w:tcPr>
-          <w:p>
-            <w:pPr>
-              <w:pStyle w:val="TableContents"/>
-              <w:bidi w:val="0"/>
-              <w:jc w:val="start"/>
-              <w:rPr>
-                <w:rFonts w:ascii="Liberation Serif" w:hAnsi="Liberation Serif"/>
-                <w:b w:val="false"/>
-                <w:bCs w:val="false"/>
-                <w:i w:val="false"/>
-                <w:i w:val="false"/>
-                <w:iCs w:val="false"/>
-                <w:strike w:val="false"/>
-                <w:dstrike w:val="false"/>
-                <w:outline w:val="false"/>
-                <w:shadow w:val="false"/>
-                <w:color w:val="000000"/>
-                <w:sz w:val="24"/>
-                <w:szCs w:val="24"/>
-                <w:u w:val="none"/>
-              </w:rPr>
-            </w:pPr>
-            <w:r>
-              <w:rPr>
-                <w:b w:val="false"/>
-                <w:bCs w:val="false"/>
-                <w:i w:val="false"/>
-                <w:iCs w:val="false"/>
-                <w:strike w:val="false"/>
-                <w:dstrike w:val="false"/>
-                <w:outline w:val="false"/>
-                <w:shadow w:val="false"/>
-                <w:color w:val="000000"/>
-                <w:sz w:val="24"/>
-                <w:szCs w:val="24"/>
-                <w:u w:val="none"/>
-              </w:rPr>
-              <w:t>removeOutlet</w:t>
-            </w:r>
-          </w:p>
-        </w:tc>
-        <w:tc>
-          <w:tcPr>
-            <w:tcW w:w="2382" w:type="dxa"/>
-            <w:tcBorders>
-              <w:start w:val="single" w:sz="4" w:space="0" w:color="000000"/>
-              <w:bottom w:val="single" w:sz="4" w:space="0" w:color="000000"/>
-            </w:tcBorders>
-          </w:tcPr>
-          <w:p>
-            <w:pPr>
-              <w:pStyle w:val="TableContents"/>
-              <w:bidi w:val="0"/>
-              <w:jc w:val="start"/>
-              <w:rPr>
-                <w:rFonts w:ascii="Liberation Serif" w:hAnsi="Liberation Serif"/>
-                <w:b w:val="false"/>
-                <w:bCs w:val="false"/>
-                <w:i w:val="false"/>
-                <w:i w:val="false"/>
-                <w:iCs w:val="false"/>
-                <w:strike w:val="false"/>
-                <w:dstrike w:val="false"/>
-                <w:outline w:val="false"/>
-                <w:shadow w:val="false"/>
-                <w:color w:val="000000"/>
-                <w:sz w:val="24"/>
-                <w:szCs w:val="24"/>
-                <w:u w:val="none"/>
-              </w:rPr>
-            </w:pPr>
-            <w:r>
-              <w:rPr>
-                <w:b w:val="false"/>
-                <w:bCs w:val="false"/>
-                <w:i w:val="false"/>
-                <w:iCs w:val="false"/>
-                <w:strike w:val="false"/>
-                <w:dstrike w:val="false"/>
-                <w:outline w:val="false"/>
-                <w:shadow w:val="false"/>
-                <w:color w:val="000000"/>
-                <w:sz w:val="24"/>
-                <w:szCs w:val="24"/>
-                <w:u w:val="none"/>
-              </w:rPr>
-              <w:t>Delete an OUTLET using outlet_</w:t>
-            </w:r>
-            <w:r>
-              <w:rPr>
-                <w:b w:val="false"/>
-                <w:bCs w:val="false"/>
-                <w:i w:val="false"/>
-                <w:iCs w:val="false"/>
-                <w:strike w:val="false"/>
-                <w:dstrike w:val="false"/>
-                <w:outline w:val="false"/>
-                <w:shadow w:val="false"/>
-                <w:color w:val="000000"/>
-                <w:sz w:val="24"/>
-                <w:szCs w:val="24"/>
-                <w:u w:val="none"/>
-              </w:rPr>
-              <w:t>id</w:t>
-            </w:r>
-            <w:r>
-              <w:rPr>
-                <w:b w:val="false"/>
-                <w:bCs w:val="false"/>
-                <w:i w:val="false"/>
-                <w:iCs w:val="false"/>
-                <w:strike w:val="false"/>
-                <w:dstrike w:val="false"/>
-                <w:outline w:val="false"/>
-                <w:shadow w:val="false"/>
-                <w:color w:val="000000"/>
-                <w:sz w:val="24"/>
-                <w:szCs w:val="24"/>
-                <w:u w:val="none"/>
-              </w:rPr>
-              <w:t>.</w:t>
-            </w:r>
-          </w:p>
-        </w:tc>
-        <w:tc>
-          <w:tcPr>
-            <w:tcW w:w="1473" w:type="dxa"/>
-            <w:tcBorders>
-              <w:start w:val="single" w:sz="4" w:space="0" w:color="000000"/>
-              <w:bottom w:val="single" w:sz="4" w:space="0" w:color="000000"/>
-            </w:tcBorders>
-          </w:tcPr>
-          <w:p>
-            <w:pPr>
-              <w:pStyle w:val="TableContents"/>
-              <w:bidi w:val="0"/>
-              <w:jc w:val="start"/>
-              <w:rPr>
-                <w:rFonts w:ascii="Liberation Serif" w:hAnsi="Liberation Serif"/>
-                <w:b w:val="false"/>
-                <w:bCs w:val="false"/>
-                <w:i w:val="false"/>
-                <w:i w:val="false"/>
-                <w:iCs w:val="false"/>
-                <w:strike w:val="false"/>
-                <w:dstrike w:val="false"/>
-                <w:outline w:val="false"/>
-                <w:shadow w:val="false"/>
-                <w:color w:val="000000"/>
-                <w:sz w:val="24"/>
-                <w:szCs w:val="24"/>
-                <w:u w:val="none"/>
-              </w:rPr>
-            </w:pPr>
-            <w:r>
-              <w:rPr>
-                <w:b w:val="false"/>
-                <w:bCs w:val="false"/>
-                <w:i w:val="false"/>
-                <w:iCs w:val="false"/>
-                <w:strike w:val="false"/>
-                <w:dstrike w:val="false"/>
-                <w:outline w:val="false"/>
-                <w:shadow w:val="false"/>
-                <w:color w:val="000000"/>
-                <w:sz w:val="24"/>
-                <w:szCs w:val="24"/>
-                <w:u w:val="none"/>
-              </w:rPr>
-              <w:t>NONE</w:t>
-            </w:r>
-          </w:p>
-        </w:tc>
-        <w:tc>
-          <w:tcPr>
-            <w:tcW w:w="1933" w:type="dxa"/>
-            <w:tcBorders>
-              <w:start w:val="single" w:sz="4" w:space="0" w:color="000000"/>
-              <w:bottom w:val="single" w:sz="4" w:space="0" w:color="000000"/>
-            </w:tcBorders>
-          </w:tcPr>
-          <w:p>
-            <w:pPr>
-              <w:pStyle w:val="TableContents"/>
-              <w:bidi w:val="0"/>
-              <w:jc w:val="start"/>
-              <w:rPr>
-                <w:rFonts w:ascii="Liberation Serif" w:hAnsi="Liberation Serif"/>
-                <w:b w:val="false"/>
-                <w:bCs w:val="false"/>
-                <w:i w:val="false"/>
-                <w:i w:val="false"/>
-                <w:iCs w:val="false"/>
-                <w:strike w:val="false"/>
-                <w:dstrike w:val="false"/>
-                <w:outline w:val="false"/>
-                <w:shadow w:val="false"/>
-                <w:color w:val="000000"/>
-                <w:sz w:val="24"/>
-                <w:szCs w:val="24"/>
-                <w:u w:val="none"/>
-              </w:rPr>
-            </w:pPr>
-            <w:r>
-              <w:rPr>
-                <w:b w:val="false"/>
-                <w:bCs w:val="false"/>
-                <w:i w:val="false"/>
-                <w:iCs w:val="false"/>
-                <w:strike w:val="false"/>
-                <w:dstrike w:val="false"/>
-                <w:outline w:val="false"/>
-                <w:shadow w:val="false"/>
-                <w:color w:val="000000"/>
-                <w:sz w:val="24"/>
-                <w:szCs w:val="24"/>
-                <w:u w:val="none"/>
-              </w:rPr>
-              <w:t>outle</w:t>
-            </w:r>
-            <w:r>
-              <w:rPr>
-                <w:b w:val="false"/>
-                <w:bCs w:val="false"/>
-                <w:i w:val="false"/>
-                <w:iCs w:val="false"/>
-                <w:strike w:val="false"/>
-                <w:dstrike w:val="false"/>
-                <w:outline w:val="false"/>
-                <w:shadow w:val="false"/>
-                <w:color w:val="000000"/>
-                <w:sz w:val="24"/>
-                <w:szCs w:val="24"/>
-                <w:u w:val="none"/>
-              </w:rPr>
-              <w:t>t_id</w:t>
-            </w:r>
-          </w:p>
-        </w:tc>
-        <w:tc>
-          <w:tcPr>
-            <w:tcW w:w="1935" w:type="dxa"/>
-            <w:tcBorders>
-              <w:start w:val="single" w:sz="4" w:space="0" w:color="000000"/>
-              <w:bottom w:val="single" w:sz="4" w:space="0" w:color="000000"/>
-              <w:end w:val="single" w:sz="4" w:space="0" w:color="000000"/>
-            </w:tcBorders>
-          </w:tcPr>
-          <w:p>
-            <w:pPr>
-              <w:pStyle w:val="TableContents"/>
-              <w:bidi w:val="0"/>
-              <w:jc w:val="start"/>
-              <w:rPr>
-                <w:rFonts w:ascii="Liberation Serif" w:hAnsi="Liberation Serif"/>
-                <w:b w:val="false"/>
-                <w:bCs w:val="false"/>
-                <w:i w:val="false"/>
-                <w:i w:val="false"/>
-                <w:iCs w:val="false"/>
-                <w:strike w:val="false"/>
-                <w:dstrike w:val="false"/>
-                <w:outline w:val="false"/>
-                <w:shadow w:val="false"/>
-                <w:color w:val="000000"/>
-                <w:sz w:val="24"/>
-                <w:szCs w:val="24"/>
-                <w:u w:val="none"/>
-              </w:rPr>
-            </w:pPr>
-            <w:r>
-              <w:rPr>
-                <w:b w:val="false"/>
-                <w:bCs w:val="false"/>
-                <w:i w:val="false"/>
-                <w:iCs w:val="false"/>
-                <w:strike w:val="false"/>
-                <w:dstrike w:val="false"/>
-                <w:outline w:val="false"/>
-                <w:shadow w:val="false"/>
-                <w:color w:val="000000"/>
-                <w:sz w:val="24"/>
-                <w:szCs w:val="24"/>
-                <w:u w:val="none"/>
-              </w:rPr>
-              <w:t>Deleted OUTLET record.</w:t>
+              <w:t xml:space="preserve">An outlet can be removed either by a comapny_manager or a restaurant manager that belongs to that particular outlet. </w:t>
+            </w:r>
+            <w:r>
+              <w:rPr>
+                <w:b w:val="false"/>
+                <w:bCs w:val="false"/>
+                <w:i w:val="false"/>
+                <w:iCs w:val="false"/>
+                <w:strike w:val="false"/>
+                <w:dstrike w:val="false"/>
+                <w:outline w:val="false"/>
+                <w:shadow w:val="false"/>
+                <w:color w:val="000000"/>
+                <w:sz w:val="24"/>
+                <w:szCs w:val="24"/>
+                <w:u w:val="none"/>
+              </w:rPr>
+              <w:t>It can slo be removed by a chain_manager to whose chain that outlet belongs.</w:t>
             </w:r>
           </w:p>
         </w:tc>
@@ -2667,501 +3201,637 @@
         <w:pStyle w:val="Normal"/>
         <w:bidi w:val="0"/>
         <w:jc w:val="center"/>
-        <w:rPr/>
-      </w:pPr>
-      <w:r>
         <w:rPr>
           <w:b/>
           <w:bCs/>
         </w:rPr>
-        <w:t>INTEGRATION TESTS</w:t>
-      </w:r>
-    </w:p>
-    <w:p>
-      <w:pPr>
-        <w:pStyle w:val="Normal"/>
-        <w:bidi w:val="0"/>
-        <w:jc w:val="start"/>
-        <w:rPr/>
-      </w:pPr>
-      <w:r>
-        <w:rPr/>
-      </w:r>
-    </w:p>
-    <w:p>
-      <w:pPr>
-        <w:pStyle w:val="Normal"/>
-        <w:bidi w:val="0"/>
-        <w:jc w:val="start"/>
-        <w:rPr/>
-      </w:pPr>
-      <w:r>
-        <w:rPr/>
-        <w:t>For CreateOutlet, the following tests:</w:t>
-      </w:r>
-    </w:p>
-    <w:p>
-      <w:pPr>
-        <w:pStyle w:val="Normal"/>
-        <w:bidi w:val="0"/>
-        <w:jc w:val="start"/>
-        <w:rPr/>
-      </w:pPr>
-      <w:r>
-        <w:rPr/>
-        <w:t>* Send an empty request body</w:t>
-      </w:r>
-    </w:p>
-    <w:p>
-      <w:pPr>
-        <w:pStyle w:val="Normal"/>
-        <w:bidi w:val="0"/>
-        <w:jc w:val="start"/>
-        <w:rPr/>
-      </w:pPr>
-      <w:r>
-        <w:rPr/>
-        <w:t>* Create an OUTLET tuple with data in all non-null attributes.</w:t>
-      </w:r>
-    </w:p>
-    <w:p>
-      <w:pPr>
-        <w:pStyle w:val="Normal"/>
-        <w:bidi w:val="0"/>
-        <w:jc w:val="start"/>
-        <w:rPr/>
-      </w:pPr>
-      <w:r>
-        <w:rPr/>
-        <w:t>* Create an OUTLET tuple without the outlet_name.</w:t>
-      </w:r>
-    </w:p>
-    <w:p>
-      <w:pPr>
-        <w:pStyle w:val="Normal"/>
-        <w:bidi w:val="0"/>
-        <w:jc w:val="start"/>
-        <w:rPr/>
-      </w:pPr>
-      <w:bookmarkStart w:id="0" w:name="__DdeLink__92_3803631280"/>
-      <w:r>
-        <w:rPr/>
-        <w:t>* Create an OUTLET tuple without the outlet_address_city.</w:t>
-      </w:r>
-      <w:bookmarkEnd w:id="0"/>
-    </w:p>
-    <w:p>
-      <w:pPr>
-        <w:pStyle w:val="Normal"/>
-        <w:bidi w:val="0"/>
-        <w:jc w:val="start"/>
-        <w:rPr/>
-      </w:pPr>
-      <w:r>
-        <w:rPr/>
-        <w:t>* Create an OUTLET tuple without the outlet_address_post_code.</w:t>
-      </w:r>
-    </w:p>
-    <w:p>
-      <w:pPr>
-        <w:pStyle w:val="Normal"/>
-        <w:bidi w:val="0"/>
-        <w:jc w:val="start"/>
-        <w:rPr/>
-      </w:pPr>
-      <w:r>
-        <w:rPr/>
-        <w:t>* Create an OUTLET tuple without a chain_id.</w:t>
-      </w:r>
-    </w:p>
-    <w:p>
-      <w:pPr>
-        <w:pStyle w:val="Normal"/>
-        <w:bidi w:val="0"/>
-        <w:jc w:val="start"/>
-        <w:rPr/>
-      </w:pPr>
-      <w:r>
-        <w:rPr/>
-        <w:t>* Create an OUTLET tuple with a chain_id that does not exist.</w:t>
-      </w:r>
-    </w:p>
-    <w:p>
-      <w:pPr>
-        <w:pStyle w:val="Normal"/>
-        <w:bidi w:val="0"/>
-        <w:jc w:val="start"/>
-        <w:rPr/>
-      </w:pPr>
-      <w:r>
-        <w:rPr/>
-      </w:r>
-    </w:p>
-    <w:p>
-      <w:pPr>
-        <w:pStyle w:val="Normal"/>
-        <w:bidi w:val="0"/>
-        <w:jc w:val="start"/>
-        <w:rPr/>
-      </w:pPr>
-      <w:r>
-        <w:rPr/>
-        <w:t>For UpdateOutletName, the following tests:</w:t>
-      </w:r>
-    </w:p>
-    <w:p>
-      <w:pPr>
-        <w:pStyle w:val="Normal"/>
-        <w:bidi w:val="0"/>
-        <w:jc w:val="start"/>
-        <w:rPr/>
-      </w:pPr>
-      <w:r>
-        <w:rPr/>
-        <w:t>* Send an empty request body.</w:t>
-      </w:r>
-    </w:p>
-    <w:p>
-      <w:pPr>
-        <w:pStyle w:val="Normal"/>
-        <w:bidi w:val="0"/>
-        <w:jc w:val="start"/>
-        <w:rPr/>
-      </w:pPr>
-      <w:r>
-        <w:rPr/>
-        <w:t>* Update the OUTLET that has outlet_id = 7, its outlet_name with 1234.</w:t>
-      </w:r>
-    </w:p>
-    <w:p>
-      <w:pPr>
-        <w:pStyle w:val="Normal"/>
-        <w:bidi w:val="0"/>
-        <w:jc w:val="start"/>
-        <w:rPr/>
-      </w:pPr>
-      <w:r>
-        <w:rPr/>
-        <w:t>* Update an OUTLET that has outlet_id = 7, its outlet_name “Test Outlet # 1” containing letters and numbers.</w:t>
-      </w:r>
-    </w:p>
-    <w:p>
-      <w:pPr>
-        <w:pStyle w:val="Normal"/>
-        <w:bidi w:val="0"/>
-        <w:jc w:val="start"/>
-        <w:rPr/>
-      </w:pPr>
-      <w:r>
-        <w:rPr/>
-        <w:t>* Update an OUTLET that has outlet_id = 7, its outlet_name with a “Test Outlet” containing letters only.</w:t>
-      </w:r>
-    </w:p>
-    <w:p>
-      <w:pPr>
-        <w:pStyle w:val="Normal"/>
-        <w:bidi w:val="0"/>
-        <w:jc w:val="start"/>
-        <w:rPr/>
-      </w:pPr>
-      <w:r>
-        <w:rPr/>
-      </w:r>
-    </w:p>
-    <w:p>
-      <w:pPr>
-        <w:pStyle w:val="Normal"/>
-        <w:bidi w:val="0"/>
-        <w:jc w:val="start"/>
-        <w:rPr/>
-      </w:pPr>
-      <w:bookmarkStart w:id="1" w:name="__DdeLink__100_3803631280"/>
-      <w:r>
-        <w:rPr/>
-        <w:t>For UpdateOutletAddress, the following tests:</w:t>
-      </w:r>
-      <w:bookmarkEnd w:id="1"/>
-    </w:p>
-    <w:p>
-      <w:pPr>
-        <w:pStyle w:val="Normal"/>
-        <w:bidi w:val="0"/>
-        <w:jc w:val="start"/>
-        <w:rPr/>
-      </w:pPr>
-      <w:r>
-        <w:rPr/>
-        <w:t>* Send an empty request body.</w:t>
-      </w:r>
-    </w:p>
-    <w:p>
-      <w:pPr>
-        <w:pStyle w:val="Normal"/>
-        <w:bidi w:val="0"/>
-        <w:jc w:val="start"/>
-        <w:rPr/>
-      </w:pPr>
-      <w:bookmarkStart w:id="2" w:name="__DdeLink__94_3803631280"/>
-      <w:r>
-        <w:rPr/>
-        <w:t xml:space="preserve">* Update the OUTLET that has outlet_id = 7 </w:t>
-      </w:r>
-      <w:bookmarkStart w:id="3" w:name="__DdeLink__307_1992960000"/>
-      <w:r>
-        <w:rPr/>
-        <w:t>, its</w:t>
-      </w:r>
-      <w:bookmarkEnd w:id="3"/>
-      <w:r>
-        <w:rPr/>
-        <w:t xml:space="preserve"> outlet_address_city to “Test City”.</w:t>
-      </w:r>
-      <w:bookmarkEnd w:id="2"/>
-    </w:p>
-    <w:p>
-      <w:pPr>
-        <w:pStyle w:val="Normal"/>
-        <w:bidi w:val="0"/>
-        <w:jc w:val="start"/>
-        <w:rPr/>
-      </w:pPr>
-      <w:r>
-        <w:rPr/>
-        <w:t xml:space="preserve">* </w:t>
-      </w:r>
-      <w:bookmarkStart w:id="4" w:name="__DdeLink__96_3803631280"/>
-      <w:r>
-        <w:rPr/>
-        <w:t xml:space="preserve">Update the OUTLET </w:t>
-      </w:r>
-      <w:bookmarkStart w:id="5" w:name="__DdeLink__305_1992960000"/>
-      <w:r>
-        <w:rPr/>
-        <w:t>that has outlet_id =</w:t>
-      </w:r>
-      <w:bookmarkEnd w:id="5"/>
-      <w:r>
-        <w:rPr/>
-        <w:t xml:space="preserve"> 7, its outlet_address_stree</w:t>
-      </w:r>
-      <w:bookmarkEnd w:id="4"/>
-      <w:r>
-        <w:rPr/>
-        <w:t>t to “Test Street 1”.</w:t>
-      </w:r>
-    </w:p>
-    <w:p>
-      <w:pPr>
-        <w:pStyle w:val="Normal"/>
-        <w:bidi w:val="0"/>
-        <w:jc w:val="start"/>
-        <w:rPr/>
-      </w:pPr>
-      <w:bookmarkStart w:id="6" w:name="__DdeLink__98_3803631280"/>
-      <w:r>
-        <w:rPr/>
-        <w:t>* Update the OUTLET that has outlet_id = 7, its outlet_address_country to “Test Country”.</w:t>
-      </w:r>
-      <w:bookmarkEnd w:id="6"/>
-    </w:p>
-    <w:p>
-      <w:pPr>
-        <w:pStyle w:val="Normal"/>
-        <w:bidi w:val="0"/>
-        <w:jc w:val="start"/>
-        <w:rPr/>
-      </w:pPr>
-      <w:r>
-        <w:rPr/>
-        <w:t>* Update the OUTLET that has outlet_id = 7, its outlet_address_admin_division to “Test Admin Division”.</w:t>
-      </w:r>
-    </w:p>
-    <w:p>
-      <w:pPr>
-        <w:pStyle w:val="Normal"/>
-        <w:bidi w:val="0"/>
-        <w:jc w:val="start"/>
-        <w:rPr/>
-      </w:pPr>
-      <w:r>
-        <w:rPr/>
-        <w:t>* Update the OUTLET that has outlet_id = 7, its outlet_address_post_code to “1234”.</w:t>
-      </w:r>
-    </w:p>
-    <w:p>
-      <w:pPr>
-        <w:pStyle w:val="Normal"/>
-        <w:bidi w:val="0"/>
-        <w:jc w:val="start"/>
-        <w:rPr/>
-      </w:pPr>
-      <w:r>
-        <w:rPr/>
-      </w:r>
-    </w:p>
-    <w:p>
-      <w:pPr>
-        <w:pStyle w:val="Normal"/>
-        <w:bidi w:val="0"/>
-        <w:jc w:val="start"/>
-        <w:rPr/>
-      </w:pPr>
-      <w:r>
-        <w:rPr/>
-        <w:t>For searchOutletsByName, the following tests:</w:t>
-      </w:r>
-    </w:p>
-    <w:p>
-      <w:pPr>
-        <w:pStyle w:val="Normal"/>
-        <w:bidi w:val="0"/>
-        <w:jc w:val="start"/>
-        <w:rPr/>
-      </w:pPr>
-      <w:r>
-        <w:rPr/>
-        <w:t>* Search for “T”</w:t>
-      </w:r>
-    </w:p>
-    <w:p>
-      <w:pPr>
-        <w:pStyle w:val="Normal"/>
-        <w:bidi w:val="0"/>
-        <w:jc w:val="start"/>
-        <w:rPr/>
-      </w:pPr>
-      <w:r>
-        <w:rPr/>
-        <w:t>* Search for “Ti”</w:t>
-      </w:r>
-    </w:p>
-    <w:p>
-      <w:pPr>
-        <w:pStyle w:val="Normal"/>
-        <w:bidi w:val="0"/>
-        <w:jc w:val="start"/>
-        <w:rPr/>
-      </w:pPr>
-      <w:r>
-        <w:rPr/>
-        <w:t>* Search for “Tim”</w:t>
-      </w:r>
-    </w:p>
-    <w:p>
-      <w:pPr>
-        <w:pStyle w:val="Normal"/>
-        <w:bidi w:val="0"/>
-        <w:jc w:val="start"/>
-        <w:rPr/>
-      </w:pPr>
-      <w:r>
-        <w:rPr/>
-        <w:t>* Search for “Ts”</w:t>
-      </w:r>
-    </w:p>
-    <w:p>
-      <w:pPr>
-        <w:pStyle w:val="Normal"/>
-        <w:bidi w:val="0"/>
-        <w:jc w:val="start"/>
-        <w:rPr/>
-      </w:pPr>
-      <w:r>
-        <w:rPr/>
-        <w:t>* Search for “#”</w:t>
-      </w:r>
-    </w:p>
-    <w:p>
-      <w:pPr>
-        <w:pStyle w:val="Normal"/>
-        <w:bidi w:val="0"/>
-        <w:jc w:val="start"/>
-        <w:rPr/>
-      </w:pPr>
-      <w:r>
-        <w:rPr/>
-      </w:r>
-    </w:p>
-    <w:p>
-      <w:pPr>
-        <w:pStyle w:val="Normal"/>
-        <w:bidi w:val="0"/>
-        <w:jc w:val="start"/>
-        <w:rPr/>
-      </w:pPr>
-      <w:r>
-        <w:rPr/>
-        <w:t>For removeOutlet, the following tests:</w:t>
-      </w:r>
-    </w:p>
-    <w:p>
-      <w:pPr>
-        <w:pStyle w:val="Normal"/>
-        <w:bidi w:val="0"/>
-        <w:jc w:val="start"/>
-        <w:rPr/>
-      </w:pPr>
-      <w:r>
-        <w:rPr/>
-        <w:t>* Send an empty request body.</w:t>
-      </w:r>
-    </w:p>
-    <w:p>
-      <w:pPr>
-        <w:pStyle w:val="Normal"/>
-        <w:bidi w:val="0"/>
-        <w:jc w:val="start"/>
-        <w:rPr/>
-      </w:pPr>
-      <w:r>
-        <w:rPr/>
-        <w:t>* Delete the OUTLET with outlet_id 7.</w:t>
-      </w:r>
-    </w:p>
-    <w:p>
-      <w:pPr>
-        <w:pStyle w:val="Normal"/>
-        <w:bidi w:val="0"/>
-        <w:jc w:val="start"/>
-        <w:rPr/>
-      </w:pPr>
-      <w:bookmarkStart w:id="7" w:name="__DdeLink__142_2312781727"/>
-      <w:bookmarkStart w:id="8" w:name="__DdeLink__139_2312781727"/>
-      <w:r>
-        <w:rPr/>
-        <w:t>* Delete the OUTLET with outlet_id 8.</w:t>
-      </w:r>
-      <w:bookmarkEnd w:id="7"/>
-      <w:bookmarkEnd w:id="8"/>
-    </w:p>
-    <w:p>
-      <w:pPr>
-        <w:pStyle w:val="Normal"/>
-        <w:bidi w:val="0"/>
-        <w:jc w:val="start"/>
-        <w:rPr/>
-      </w:pPr>
-      <w:r>
-        <w:rPr/>
-      </w:r>
-    </w:p>
-    <w:p>
-      <w:pPr>
-        <w:pStyle w:val="Normal"/>
-        <w:bidi w:val="0"/>
-        <w:jc w:val="center"/>
+      </w:pPr>
+      <w:r>
         <w:rPr>
           <w:b/>
           <w:bCs/>
         </w:rPr>
-      </w:pPr>
-      <w:bookmarkStart w:id="9" w:name="__DdeLink__273_2149420322"/>
-      <w:bookmarkEnd w:id="9"/>
-      <w:r>
+      </w:r>
+    </w:p>
+    <w:p>
+      <w:pPr>
+        <w:pStyle w:val="Normal"/>
+        <w:bidi w:val="0"/>
+        <w:jc w:val="center"/>
         <w:rPr>
           <w:b/>
           <w:bCs/>
         </w:rPr>
+      </w:pPr>
+      <w:r>
+        <w:rPr>
+          <w:b/>
+          <w:bCs/>
+        </w:rPr>
+      </w:r>
+    </w:p>
+    <w:p>
+      <w:pPr>
+        <w:pStyle w:val="Normal"/>
+        <w:bidi w:val="0"/>
+        <w:jc w:val="center"/>
+        <w:rPr>
+          <w:b/>
+          <w:bCs/>
+        </w:rPr>
+      </w:pPr>
+      <w:r>
+        <w:rPr>
+          <w:b/>
+          <w:bCs/>
+        </w:rPr>
+      </w:r>
+    </w:p>
+    <w:p>
+      <w:pPr>
+        <w:pStyle w:val="Normal"/>
+        <w:bidi w:val="0"/>
+        <w:jc w:val="center"/>
+        <w:rPr>
+          <w:b/>
+          <w:bCs/>
+        </w:rPr>
+      </w:pPr>
+      <w:r>
+        <w:rPr>
+          <w:b/>
+          <w:bCs/>
+        </w:rPr>
+      </w:r>
+    </w:p>
+    <w:p>
+      <w:pPr>
+        <w:pStyle w:val="Normal"/>
+        <w:bidi w:val="0"/>
+        <w:jc w:val="center"/>
+        <w:rPr>
+          <w:b/>
+          <w:bCs/>
+        </w:rPr>
+      </w:pPr>
+      <w:r>
+        <w:rPr>
+          <w:b/>
+          <w:bCs/>
+        </w:rPr>
+      </w:r>
+    </w:p>
+    <w:p>
+      <w:pPr>
+        <w:pStyle w:val="Normal"/>
+        <w:bidi w:val="0"/>
+        <w:jc w:val="center"/>
+        <w:rPr>
+          <w:b/>
+          <w:bCs/>
+        </w:rPr>
+      </w:pPr>
+      <w:r>
+        <w:rPr>
+          <w:b/>
+          <w:bCs/>
+        </w:rPr>
+      </w:r>
+    </w:p>
+    <w:p>
+      <w:pPr>
+        <w:pStyle w:val="Normal"/>
+        <w:bidi w:val="0"/>
+        <w:jc w:val="center"/>
+        <w:rPr>
+          <w:b/>
+          <w:bCs/>
+        </w:rPr>
+      </w:pPr>
+      <w:r>
+        <w:rPr>
+          <w:b/>
+          <w:bCs/>
+        </w:rPr>
+      </w:r>
+    </w:p>
+    <w:p>
+      <w:pPr>
+        <w:pStyle w:val="Normal"/>
+        <w:bidi w:val="0"/>
+        <w:jc w:val="center"/>
+        <w:rPr>
+          <w:b/>
+          <w:bCs/>
+        </w:rPr>
+      </w:pPr>
+      <w:r>
+        <w:rPr>
+          <w:b/>
+          <w:bCs/>
+        </w:rPr>
+      </w:r>
+    </w:p>
+    <w:p>
+      <w:pPr>
+        <w:pStyle w:val="Normal"/>
+        <w:bidi w:val="0"/>
+        <w:jc w:val="center"/>
+        <w:rPr/>
+      </w:pPr>
+      <w:r>
+        <w:rPr>
+          <w:b/>
+          <w:bCs/>
+        </w:rPr>
+        <w:t>INTEGRATION TESTS</w:t>
+      </w:r>
+    </w:p>
+    <w:p>
+      <w:pPr>
+        <w:pStyle w:val="Normal"/>
+        <w:bidi w:val="0"/>
+        <w:jc w:val="start"/>
+        <w:rPr/>
+      </w:pPr>
+      <w:r>
+        <w:rPr/>
+      </w:r>
+    </w:p>
+    <w:p>
+      <w:pPr>
+        <w:pStyle w:val="Normal"/>
+        <w:bidi w:val="0"/>
+        <w:jc w:val="start"/>
+        <w:rPr/>
+      </w:pPr>
+      <w:r>
+        <w:rPr/>
+        <w:t>For CreateOutlet, the following tests:</w:t>
+      </w:r>
+    </w:p>
+    <w:p>
+      <w:pPr>
+        <w:pStyle w:val="Normal"/>
+        <w:bidi w:val="0"/>
+        <w:jc w:val="start"/>
+        <w:rPr/>
+      </w:pPr>
+      <w:r>
+        <w:rPr/>
+        <w:t>* Send an empty request body</w:t>
+      </w:r>
+    </w:p>
+    <w:p>
+      <w:pPr>
+        <w:pStyle w:val="Normal"/>
+        <w:bidi w:val="0"/>
+        <w:jc w:val="start"/>
+        <w:rPr/>
+      </w:pPr>
+      <w:r>
+        <w:rPr/>
+        <w:t>* Create an OUTLET tuple with data in all non-null attributes.</w:t>
+      </w:r>
+    </w:p>
+    <w:p>
+      <w:pPr>
+        <w:pStyle w:val="Normal"/>
+        <w:bidi w:val="0"/>
+        <w:jc w:val="start"/>
+        <w:rPr/>
+      </w:pPr>
+      <w:r>
+        <w:rPr/>
+        <w:t>* Create an OUTLET tuple without the outlet_name.</w:t>
+      </w:r>
+    </w:p>
+    <w:p>
+      <w:pPr>
+        <w:pStyle w:val="Normal"/>
+        <w:bidi w:val="0"/>
+        <w:jc w:val="start"/>
+        <w:rPr/>
+      </w:pPr>
+      <w:bookmarkStart w:id="2" w:name="__DdeLink__92_3803631280"/>
+      <w:r>
+        <w:rPr/>
+        <w:t>* Create an OUTLET tuple without the outlet_address_city.</w:t>
+      </w:r>
+      <w:bookmarkEnd w:id="2"/>
+    </w:p>
+    <w:p>
+      <w:pPr>
+        <w:pStyle w:val="Normal"/>
+        <w:bidi w:val="0"/>
+        <w:jc w:val="start"/>
+        <w:rPr/>
+      </w:pPr>
+      <w:r>
+        <w:rPr/>
+        <w:t>* Create an OUTLET tuple without the outlet_address_post_code.</w:t>
+      </w:r>
+    </w:p>
+    <w:p>
+      <w:pPr>
+        <w:pStyle w:val="Normal"/>
+        <w:bidi w:val="0"/>
+        <w:jc w:val="start"/>
+        <w:rPr/>
+      </w:pPr>
+      <w:r>
+        <w:rPr/>
+        <w:t>* Create an OUTLET tuple without a chain_id.</w:t>
+      </w:r>
+    </w:p>
+    <w:p>
+      <w:pPr>
+        <w:pStyle w:val="Normal"/>
+        <w:bidi w:val="0"/>
+        <w:jc w:val="start"/>
+        <w:rPr/>
+      </w:pPr>
+      <w:r>
+        <w:rPr/>
+        <w:t>* Create an OUTLET tuple with a chain_id that does not exist.</w:t>
+      </w:r>
+    </w:p>
+    <w:p>
+      <w:pPr>
+        <w:pStyle w:val="Normal"/>
+        <w:bidi w:val="0"/>
+        <w:jc w:val="start"/>
+        <w:rPr/>
+      </w:pPr>
+      <w:r>
+        <w:rPr/>
+      </w:r>
+    </w:p>
+    <w:p>
+      <w:pPr>
+        <w:pStyle w:val="Normal"/>
+        <w:bidi w:val="0"/>
+        <w:jc w:val="start"/>
+        <w:rPr/>
+      </w:pPr>
+      <w:r>
+        <w:rPr/>
+        <w:t>For UpdateOutletName, the following tests:</w:t>
+      </w:r>
+    </w:p>
+    <w:p>
+      <w:pPr>
+        <w:pStyle w:val="Normal"/>
+        <w:bidi w:val="0"/>
+        <w:jc w:val="start"/>
+        <w:rPr/>
+      </w:pPr>
+      <w:r>
+        <w:rPr/>
+        <w:t>* Send an empty request body.</w:t>
+      </w:r>
+    </w:p>
+    <w:p>
+      <w:pPr>
+        <w:pStyle w:val="Normal"/>
+        <w:bidi w:val="0"/>
+        <w:jc w:val="start"/>
+        <w:rPr/>
+      </w:pPr>
+      <w:r>
+        <w:rPr/>
+        <w:t>* Update the OUTLET that has outlet_id = 7, its outlet_name with 1234.</w:t>
+      </w:r>
+    </w:p>
+    <w:p>
+      <w:pPr>
+        <w:pStyle w:val="Normal"/>
+        <w:bidi w:val="0"/>
+        <w:jc w:val="start"/>
+        <w:rPr/>
+      </w:pPr>
+      <w:r>
+        <w:rPr/>
+        <w:t>* Update an OUTLET that has outlet_id = 7, its outlet_name “Test Outlet # 1” containing letters and numbers.</w:t>
+      </w:r>
+    </w:p>
+    <w:p>
+      <w:pPr>
+        <w:pStyle w:val="Normal"/>
+        <w:bidi w:val="0"/>
+        <w:jc w:val="start"/>
+        <w:rPr/>
+      </w:pPr>
+      <w:r>
+        <w:rPr/>
+        <w:t>* Update an OUTLET that has outlet_id = 7, its outlet_name with a “Test Outlet” containing letters only.</w:t>
+      </w:r>
+    </w:p>
+    <w:p>
+      <w:pPr>
+        <w:pStyle w:val="Normal"/>
+        <w:bidi w:val="0"/>
+        <w:jc w:val="start"/>
+        <w:rPr/>
+      </w:pPr>
+      <w:r>
+        <w:rPr/>
+      </w:r>
+    </w:p>
+    <w:p>
+      <w:pPr>
+        <w:pStyle w:val="Normal"/>
+        <w:bidi w:val="0"/>
+        <w:jc w:val="start"/>
+        <w:rPr/>
+      </w:pPr>
+      <w:bookmarkStart w:id="3" w:name="__DdeLink__100_3803631280"/>
+      <w:r>
+        <w:rPr/>
+        <w:t>For UpdateOutletAddress, the following tests:</w:t>
+      </w:r>
+      <w:bookmarkEnd w:id="3"/>
+    </w:p>
+    <w:p>
+      <w:pPr>
+        <w:pStyle w:val="Normal"/>
+        <w:bidi w:val="0"/>
+        <w:jc w:val="start"/>
+        <w:rPr/>
+      </w:pPr>
+      <w:r>
+        <w:rPr/>
+        <w:t>* Send an empty request body.</w:t>
+      </w:r>
+    </w:p>
+    <w:p>
+      <w:pPr>
+        <w:pStyle w:val="Normal"/>
+        <w:bidi w:val="0"/>
+        <w:jc w:val="start"/>
+        <w:rPr/>
+      </w:pPr>
+      <w:bookmarkStart w:id="4" w:name="__DdeLink__94_3803631280"/>
+      <w:r>
+        <w:rPr/>
+        <w:t xml:space="preserve">* Update the OUTLET that has outlet_id = 7 </w:t>
+      </w:r>
+      <w:bookmarkStart w:id="5" w:name="__DdeLink__307_1992960000"/>
+      <w:r>
+        <w:rPr/>
+        <w:t>, its</w:t>
+      </w:r>
+      <w:bookmarkEnd w:id="5"/>
+      <w:r>
+        <w:rPr/>
+        <w:t xml:space="preserve"> outlet_address_city to “Test City”.</w:t>
+      </w:r>
+      <w:bookmarkEnd w:id="4"/>
+    </w:p>
+    <w:p>
+      <w:pPr>
+        <w:pStyle w:val="Normal"/>
+        <w:bidi w:val="0"/>
+        <w:jc w:val="start"/>
+        <w:rPr/>
+      </w:pPr>
+      <w:r>
+        <w:rPr/>
+        <w:t xml:space="preserve">* </w:t>
+      </w:r>
+      <w:bookmarkStart w:id="6" w:name="__DdeLink__96_3803631280"/>
+      <w:r>
+        <w:rPr/>
+        <w:t xml:space="preserve">Update the OUTLET </w:t>
+      </w:r>
+      <w:bookmarkStart w:id="7" w:name="__DdeLink__305_1992960000"/>
+      <w:r>
+        <w:rPr/>
+        <w:t>that has outlet_id =</w:t>
+      </w:r>
+      <w:bookmarkEnd w:id="7"/>
+      <w:r>
+        <w:rPr/>
+        <w:t xml:space="preserve"> 7, its outlet_address_stree</w:t>
+      </w:r>
+      <w:bookmarkEnd w:id="6"/>
+      <w:r>
+        <w:rPr/>
+        <w:t>t to “Test Street 1”.</w:t>
+      </w:r>
+    </w:p>
+    <w:p>
+      <w:pPr>
+        <w:pStyle w:val="Normal"/>
+        <w:bidi w:val="0"/>
+        <w:jc w:val="start"/>
+        <w:rPr/>
+      </w:pPr>
+      <w:bookmarkStart w:id="8" w:name="__DdeLink__98_3803631280"/>
+      <w:r>
+        <w:rPr/>
+        <w:t>* Update the OUTLET that has outlet_id = 7, its outlet_address_country to “Test Country”.</w:t>
+      </w:r>
+      <w:bookmarkEnd w:id="8"/>
+    </w:p>
+    <w:p>
+      <w:pPr>
+        <w:pStyle w:val="Normal"/>
+        <w:bidi w:val="0"/>
+        <w:jc w:val="start"/>
+        <w:rPr/>
+      </w:pPr>
+      <w:r>
+        <w:rPr/>
+        <w:t>* Update the OUTLET that has outlet_id = 7, its outlet_address_admin_division to “Test Admin Division”.</w:t>
+      </w:r>
+    </w:p>
+    <w:p>
+      <w:pPr>
+        <w:pStyle w:val="Normal"/>
+        <w:bidi w:val="0"/>
+        <w:jc w:val="start"/>
+        <w:rPr/>
+      </w:pPr>
+      <w:r>
+        <w:rPr/>
+        <w:t>* Update the OUTLET that has outlet_id = 7, its outlet_address_post_code to “1234”.</w:t>
+      </w:r>
+    </w:p>
+    <w:p>
+      <w:pPr>
+        <w:pStyle w:val="Normal"/>
+        <w:bidi w:val="0"/>
+        <w:jc w:val="start"/>
+        <w:rPr/>
+      </w:pPr>
+      <w:r>
+        <w:rPr/>
+      </w:r>
+    </w:p>
+    <w:p>
+      <w:pPr>
+        <w:pStyle w:val="Normal"/>
+        <w:bidi w:val="0"/>
+        <w:jc w:val="start"/>
+        <w:rPr/>
+      </w:pPr>
+      <w:r>
+        <w:rPr/>
+        <w:t>For searchOutletsByName, the following tests:</w:t>
+      </w:r>
+    </w:p>
+    <w:p>
+      <w:pPr>
+        <w:pStyle w:val="Normal"/>
+        <w:bidi w:val="0"/>
+        <w:jc w:val="start"/>
+        <w:rPr/>
+      </w:pPr>
+      <w:r>
+        <w:rPr/>
+        <w:t>* Search for “T”</w:t>
+      </w:r>
+    </w:p>
+    <w:p>
+      <w:pPr>
+        <w:pStyle w:val="Normal"/>
+        <w:bidi w:val="0"/>
+        <w:jc w:val="start"/>
+        <w:rPr/>
+      </w:pPr>
+      <w:r>
+        <w:rPr/>
+        <w:t>* Search for “Ti”</w:t>
+      </w:r>
+    </w:p>
+    <w:p>
+      <w:pPr>
+        <w:pStyle w:val="Normal"/>
+        <w:bidi w:val="0"/>
+        <w:jc w:val="start"/>
+        <w:rPr/>
+      </w:pPr>
+      <w:r>
+        <w:rPr/>
+        <w:t>* Search for “Tim”</w:t>
+      </w:r>
+    </w:p>
+    <w:p>
+      <w:pPr>
+        <w:pStyle w:val="Normal"/>
+        <w:bidi w:val="0"/>
+        <w:jc w:val="start"/>
+        <w:rPr/>
+      </w:pPr>
+      <w:r>
+        <w:rPr/>
+        <w:t>* Search for “Ts”</w:t>
+      </w:r>
+    </w:p>
+    <w:p>
+      <w:pPr>
+        <w:pStyle w:val="Normal"/>
+        <w:bidi w:val="0"/>
+        <w:jc w:val="start"/>
+        <w:rPr/>
+      </w:pPr>
+      <w:r>
+        <w:rPr/>
+        <w:t>* Search for “#”</w:t>
+      </w:r>
+    </w:p>
+    <w:p>
+      <w:pPr>
+        <w:pStyle w:val="Normal"/>
+        <w:bidi w:val="0"/>
+        <w:jc w:val="start"/>
+        <w:rPr/>
+      </w:pPr>
+      <w:r>
+        <w:rPr/>
+      </w:r>
+    </w:p>
+    <w:p>
+      <w:pPr>
+        <w:pStyle w:val="Normal"/>
+        <w:bidi w:val="0"/>
+        <w:jc w:val="start"/>
+        <w:rPr/>
+      </w:pPr>
+      <w:r>
+        <w:rPr/>
+        <w:t>For removeOutlet, the following tests:</w:t>
+      </w:r>
+    </w:p>
+    <w:p>
+      <w:pPr>
+        <w:pStyle w:val="Normal"/>
+        <w:bidi w:val="0"/>
+        <w:jc w:val="start"/>
+        <w:rPr/>
+      </w:pPr>
+      <w:r>
+        <w:rPr/>
+        <w:t>* Send an empty request body.</w:t>
+      </w:r>
+    </w:p>
+    <w:p>
+      <w:pPr>
+        <w:pStyle w:val="Normal"/>
+        <w:bidi w:val="0"/>
+        <w:jc w:val="start"/>
+        <w:rPr/>
+      </w:pPr>
+      <w:r>
+        <w:rPr/>
+        <w:t>* Delete the OUTLET with outlet_id 7.</w:t>
+      </w:r>
+    </w:p>
+    <w:p>
+      <w:pPr>
+        <w:pStyle w:val="Normal"/>
+        <w:bidi w:val="0"/>
+        <w:jc w:val="start"/>
+        <w:rPr/>
+      </w:pPr>
+      <w:bookmarkStart w:id="9" w:name="__DdeLink__142_2312781727"/>
+      <w:bookmarkStart w:id="10" w:name="__DdeLink__139_2312781727"/>
+      <w:r>
+        <w:rPr/>
+        <w:t>* Delete the OUTLET with outlet_id 8.</w:t>
+      </w:r>
+      <w:bookmarkEnd w:id="9"/>
+      <w:bookmarkEnd w:id="10"/>
+    </w:p>
+    <w:p>
+      <w:pPr>
+        <w:pStyle w:val="Normal"/>
+        <w:bidi w:val="0"/>
+        <w:jc w:val="start"/>
+        <w:rPr/>
+      </w:pPr>
+      <w:r>
+        <w:rPr/>
+      </w:r>
+    </w:p>
+    <w:p>
+      <w:pPr>
+        <w:pStyle w:val="Normal"/>
+        <w:bidi w:val="0"/>
+        <w:jc w:val="center"/>
+        <w:rPr>
+          <w:b/>
+          <w:bCs/>
+        </w:rPr>
+      </w:pPr>
+      <w:bookmarkStart w:id="11" w:name="__DdeLink__273_2149420322"/>
+      <w:bookmarkEnd w:id="11"/>
+      <w:r>
+        <w:rPr>
+          <w:b/>
+          <w:bCs/>
+        </w:rPr>
         <w:t>DATABASE TESTS</w:t>
       </w:r>
     </w:p>
@@ -3325,12 +3995,12 @@
         <w:jc w:val="start"/>
         <w:rPr/>
       </w:pPr>
-      <w:bookmarkStart w:id="10" w:name="__DdeLink__275_2149420322"/>
+      <w:bookmarkStart w:id="12" w:name="__DdeLink__275_2149420322"/>
       <w:r>
         <w:rPr/>
         <w:t>}. This is an OUTLET with a duplicate outlet_name and its creation should fail and produce a database error. Catch that error. We are testing Entity Integrity of outlets table here.</w:t>
       </w:r>
-      <w:bookmarkEnd w:id="10"/>
+      <w:bookmarkEnd w:id="12"/>
     </w:p>
     <w:p>
       <w:pPr>
@@ -3354,12 +4024,12 @@
         <w:rPr/>
         <w:t xml:space="preserve">* </w:t>
       </w:r>
-      <w:bookmarkStart w:id="11" w:name="__DdeLink__273_4095027318"/>
+      <w:bookmarkStart w:id="13" w:name="__DdeLink__273_4095027318"/>
       <w:r>
         <w:rPr/>
         <w:t>Update the chain_id of the OUTLET that has outlet_name “Independent Test Outlet” to 2. This operation should be successful. Check that the respective chain_id has been updated to 2. The corresponding CHAIN should not be affected at all and there is no need to check this. We are testing how referential integrity works here.</w:t>
       </w:r>
-      <w:bookmarkEnd w:id="11"/>
+      <w:bookmarkEnd w:id="13"/>
     </w:p>
     <w:p>
       <w:pPr>
@@ -3383,12 +4053,12 @@
         <w:rPr/>
         <w:t xml:space="preserve">* Update the chain_id of the OUTLET that has outlet_name “Independent Test Outlet” to NULL. </w:t>
       </w:r>
-      <w:bookmarkStart w:id="12" w:name="__DdeLink__277_4095027318"/>
+      <w:bookmarkStart w:id="14" w:name="__DdeLink__277_4095027318"/>
       <w:r>
         <w:rPr/>
         <w:t>This operation should be successful.</w:t>
       </w:r>
-      <w:bookmarkEnd w:id="12"/>
+      <w:bookmarkEnd w:id="14"/>
       <w:r>
         <w:rPr/>
         <w:t xml:space="preserve"> Check that the respective chain_id has been updated to NULL. The corresponding CHAIN should not be affected at all and there is no need to check this. We are testing how referential integrity works here.</w:t>
@@ -3416,49 +4086,49 @@
         <w:rPr/>
         <w:t>* Update the outlet_name of the OUTLET that has oulet_name “</w:t>
       </w:r>
-      <w:bookmarkStart w:id="13" w:name="__DdeLink__265_4095027318"/>
-      <w:bookmarkStart w:id="14" w:name="__DdeLink__283_4095027318"/>
+      <w:bookmarkStart w:id="15" w:name="__DdeLink__265_4095027318"/>
+      <w:bookmarkStart w:id="16" w:name="__DdeLink__283_4095027318"/>
       <w:r>
         <w:rPr/>
         <w:t>Tim Horton’s Test Outlet 2</w:t>
       </w:r>
-      <w:bookmarkEnd w:id="13"/>
-      <w:bookmarkEnd w:id="14"/>
+      <w:bookmarkEnd w:id="15"/>
+      <w:bookmarkEnd w:id="16"/>
       <w:r>
         <w:rPr/>
         <w:t xml:space="preserve">”. This operation should be successful. Check only that the respective outlet_name has been updated. The corresponding CHAIN should not be affected and there is no need to check this. </w:t>
       </w:r>
-      <w:bookmarkStart w:id="15" w:name="__DdeLink__267_4095027318"/>
+      <w:bookmarkStart w:id="17" w:name="__DdeLink__267_4095027318"/>
       <w:r>
         <w:rPr/>
         <w:t>We are testing how referential integrity works here.</w:t>
       </w:r>
-      <w:bookmarkEnd w:id="15"/>
-    </w:p>
-    <w:p>
-      <w:pPr>
-        <w:pStyle w:val="Normal"/>
-        <w:bidi w:val="0"/>
-        <w:jc w:val="start"/>
-        <w:rPr/>
-      </w:pPr>
-      <w:r>
-        <w:rPr/>
-      </w:r>
-    </w:p>
-    <w:p>
-      <w:pPr>
-        <w:pStyle w:val="Normal"/>
-        <w:bidi w:val="0"/>
-        <w:jc w:val="start"/>
-        <w:rPr/>
-      </w:pPr>
-      <w:bookmarkStart w:id="16" w:name="__DdeLink__285_4095027318"/>
+      <w:bookmarkEnd w:id="17"/>
+    </w:p>
+    <w:p>
+      <w:pPr>
+        <w:pStyle w:val="Normal"/>
+        <w:bidi w:val="0"/>
+        <w:jc w:val="start"/>
+        <w:rPr/>
+      </w:pPr>
+      <w:r>
+        <w:rPr/>
+      </w:r>
+    </w:p>
+    <w:p>
+      <w:pPr>
+        <w:pStyle w:val="Normal"/>
+        <w:bidi w:val="0"/>
+        <w:jc w:val="start"/>
+        <w:rPr/>
+      </w:pPr>
+      <w:bookmarkStart w:id="18" w:name="__DdeLink__285_4095027318"/>
       <w:r>
         <w:rPr/>
         <w:t>* Update the outlet_address_room_no of the OUTLET that has outlet_name “Tim Horton’s Test Outlet 2” to NULL. This operation should be successful. Check that the respective outlet_address_room_no has been updated to NULL. We are testing absence of a NULL CONSTRAINT here.</w:t>
       </w:r>
-      <w:bookmarkEnd w:id="16"/>
+      <w:bookmarkEnd w:id="18"/>
     </w:p>
     <w:p>
       <w:pPr>
@@ -3505,32 +4175,32 @@
         <w:rPr/>
         <w:t>* Update the chain_id of the OUTLET that has outlet_name “</w:t>
       </w:r>
-      <w:bookmarkStart w:id="17" w:name="__DdeLink__275_4095027318"/>
-      <w:bookmarkStart w:id="18" w:name="__DdeLink__287_4095027318"/>
+      <w:bookmarkStart w:id="19" w:name="__DdeLink__275_4095027318"/>
+      <w:bookmarkStart w:id="20" w:name="__DdeLink__287_4095027318"/>
       <w:r>
         <w:rPr/>
         <w:t>Tim Horton’s Test Outlet 2</w:t>
       </w:r>
-      <w:bookmarkEnd w:id="17"/>
-      <w:bookmarkEnd w:id="18"/>
+      <w:bookmarkEnd w:id="19"/>
+      <w:bookmarkEnd w:id="20"/>
       <w:r>
         <w:rPr/>
         <w:t xml:space="preserve">” to 2. This operation should be successful. </w:t>
       </w:r>
-      <w:bookmarkStart w:id="19" w:name="__DdeLink__269_4095027318"/>
+      <w:bookmarkStart w:id="21" w:name="__DdeLink__269_4095027318"/>
       <w:r>
         <w:rPr/>
         <w:t xml:space="preserve">Check that the respective chain_id has been updated to 2. </w:t>
       </w:r>
-      <w:bookmarkStart w:id="20" w:name="__DdeLink__271_4095027318"/>
-      <w:bookmarkStart w:id="21" w:name="__DdeLink__280_4095027318"/>
-      <w:bookmarkEnd w:id="19"/>
+      <w:bookmarkStart w:id="22" w:name="__DdeLink__271_4095027318"/>
+      <w:bookmarkStart w:id="23" w:name="__DdeLink__280_4095027318"/>
+      <w:bookmarkEnd w:id="21"/>
       <w:r>
         <w:rPr/>
         <w:t>The corresponding CHAIN should not be affected at all and there is no need to check this. We are testing how referential integrity works here.</w:t>
       </w:r>
-      <w:bookmarkEnd w:id="20"/>
-      <w:bookmarkEnd w:id="21"/>
+      <w:bookmarkEnd w:id="22"/>
+      <w:bookmarkEnd w:id="23"/>
     </w:p>
     <w:p>
       <w:pPr>
@@ -3577,12 +4247,12 @@
         <w:rPr/>
         <w:t xml:space="preserve">* Delete the OUTLET that has outlet_name “Tim Horton’s Test Outlet 2”. This operation should be successful. Check that this operation is successful. </w:t>
       </w:r>
-      <w:bookmarkStart w:id="22" w:name="__DdeLink__271_4095027318_Copy_1"/>
+      <w:bookmarkStart w:id="24" w:name="__DdeLink__271_4095027318_Copy_1"/>
       <w:r>
         <w:rPr/>
         <w:t>The corresponding CHAIN should not be affected at all and there is no need to check this. We are testing how referential integrity works here.</w:t>
       </w:r>
-      <w:bookmarkEnd w:id="22"/>
+      <w:bookmarkEnd w:id="24"/>
     </w:p>
     <w:p>
       <w:pPr>
@@ -3755,12 +4425,12 @@
         <w:jc w:val="start"/>
         <w:rPr/>
       </w:pPr>
-      <w:bookmarkStart w:id="23" w:name="__DdeLink__290_2149420322"/>
+      <w:bookmarkStart w:id="25" w:name="__DdeLink__290_2149420322"/>
       <w:r>
         <w:rPr/>
         <w:t>}. We are re-creating the OUTLET that we deleted so that the database tests can be run agai</w:t>
       </w:r>
-      <w:bookmarkEnd w:id="23"/>
+      <w:bookmarkEnd w:id="25"/>
       <w:r>
         <w:rPr/>
         <w:t>n.</w:t>
@@ -3884,6 +4554,19 @@
       <w:suppressLineNumbers/>
     </w:pPr>
     <w:rPr/>
+  </w:style>
+  <w:style w:type="paragraph" w:styleId="TableHeading">
+    <w:name w:val="Table Heading"/>
+    <w:basedOn w:val="TableContents"/>
+    <w:qFormat/>
+    <w:pPr>
+      <w:suppressLineNumbers/>
+      <w:jc w:val="center"/>
+    </w:pPr>
+    <w:rPr>
+      <w:b/>
+      <w:bCs/>
+    </w:rPr>
   </w:style>
 </w:styles>
 </file>
